--- a/doc/report.docx
+++ b/doc/report.docx
@@ -295,6 +295,314 @@
     <w:p>
       <w:pPr>
         <w:spacing w:after="0" w:line="240" w:lineRule="auto"/>
+      </w:pPr>
+    </w:p>
+    <w:p>
+      <w:pPr>
+        <w:spacing w:after="0" w:line="240" w:lineRule="auto"/>
+      </w:pPr>
+    </w:p>
+    <w:p>
+      <w:pPr>
+        <w:spacing w:after="0" w:line="240" w:lineRule="auto"/>
+      </w:pPr>
+    </w:p>
+    <w:p>
+      <w:pPr>
+        <w:spacing w:after="0" w:line="240" w:lineRule="auto"/>
+      </w:pPr>
+    </w:p>
+    <w:p>
+      <w:pPr>
+        <w:spacing w:after="0" w:line="240" w:lineRule="auto"/>
+      </w:pPr>
+    </w:p>
+    <w:p>
+      <w:pPr>
+        <w:pStyle w:val="af0"/>
+        <w:spacing w:before="163" w:after="163"/>
+      </w:pPr>
+      <w:r>
+        <w:rPr>
+          <w:rFonts w:hint="eastAsia"/>
+        </w:rPr>
+        <w:lastRenderedPageBreak/>
+        <w:t>项目预览</w:t>
+      </w:r>
+    </w:p>
+    <w:p>
+      <w:pPr>
+        <w:pStyle w:val="af1"/>
+        <w:ind w:firstLine="480"/>
+        <w:rPr>
+          <w:rFonts w:hint="eastAsia"/>
+        </w:rPr>
+      </w:pPr>
+    </w:p>
+    <w:p>
+      <w:pPr>
+        <w:pStyle w:val="af1"/>
+        <w:ind w:firstLine="480"/>
+      </w:pPr>
+      <w:r>
+        <w:rPr>
+          <w:noProof/>
+        </w:rPr>
+        <w:drawing>
+          <wp:inline distT="0" distB="0" distL="0" distR="0" wp14:anchorId="104CA9B4" wp14:editId="07DB22AB">
+            <wp:extent cx="5325913" cy="1127804"/>
+            <wp:effectExtent l="0" t="0" r="8255" b="0"/>
+            <wp:docPr id="1872492978" name="图片 1"/>
+            <wp:cNvGraphicFramePr>
+              <a:graphicFrameLocks xmlns:a="http://schemas.openxmlformats.org/drawingml/2006/main" noChangeAspect="1"/>
+            </wp:cNvGraphicFramePr>
+            <a:graphic xmlns:a="http://schemas.openxmlformats.org/drawingml/2006/main">
+              <a:graphicData uri="http://schemas.openxmlformats.org/drawingml/2006/picture">
+                <pic:pic xmlns:pic="http://schemas.openxmlformats.org/drawingml/2006/picture">
+                  <pic:nvPicPr>
+                    <pic:cNvPr id="0" name="Picture 1"/>
+                    <pic:cNvPicPr>
+                      <a:picLocks noChangeAspect="1" noChangeArrowheads="1"/>
+                    </pic:cNvPicPr>
+                  </pic:nvPicPr>
+                  <pic:blipFill>
+                    <a:blip r:embed="rId7" cstate="print">
+                      <a:extLst>
+                        <a:ext uri="{28A0092B-C50C-407E-A947-70E740481C1C}">
+                          <a14:useLocalDpi xmlns:a14="http://schemas.microsoft.com/office/drawing/2010/main" val="0"/>
+                        </a:ext>
+                      </a:extLst>
+                    </a:blip>
+                    <a:srcRect/>
+                    <a:stretch>
+                      <a:fillRect/>
+                    </a:stretch>
+                  </pic:blipFill>
+                  <pic:spPr bwMode="auto">
+                    <a:xfrm>
+                      <a:off x="0" y="0"/>
+                      <a:ext cx="5377937" cy="1138820"/>
+                    </a:xfrm>
+                    <a:prstGeom prst="rect">
+                      <a:avLst/>
+                    </a:prstGeom>
+                    <a:noFill/>
+                    <a:ln>
+                      <a:noFill/>
+                    </a:ln>
+                  </pic:spPr>
+                </pic:pic>
+              </a:graphicData>
+            </a:graphic>
+          </wp:inline>
+        </w:drawing>
+      </w:r>
+    </w:p>
+    <w:p>
+      <w:pPr>
+        <w:pStyle w:val="af4"/>
+        <w:jc w:val="center"/>
+        <w:rPr>
+          <w:rFonts w:hint="eastAsia"/>
+        </w:rPr>
+      </w:pPr>
+      <w:r>
+        <w:rPr>
+          <w:rFonts w:hint="eastAsia"/>
+        </w:rPr>
+        <w:t>流水线结构</w:t>
+      </w:r>
+      <w:r>
+        <w:rPr>
+          <w:rFonts w:hint="eastAsia"/>
+        </w:rPr>
+        <w:t xml:space="preserve"> </w:t>
+      </w:r>
+    </w:p>
+    <w:p>
+      <w:pPr>
+        <w:spacing w:after="0" w:line="240" w:lineRule="auto"/>
+      </w:pPr>
+    </w:p>
+    <w:p>
+      <w:pPr>
+        <w:pStyle w:val="af1"/>
+        <w:ind w:firstLine="480"/>
+      </w:pPr>
+      <w:r>
+        <w:rPr>
+          <w:rFonts w:hint="eastAsia"/>
+        </w:rPr>
+        <w:t>本项目</w:t>
+      </w:r>
+      <w:r>
+        <w:rPr>
+          <w:rFonts w:hint="eastAsia"/>
+        </w:rPr>
+        <w:t>CPU</w:t>
+      </w:r>
+      <w:r>
+        <w:rPr>
+          <w:rFonts w:hint="eastAsia"/>
+        </w:rPr>
+        <w:t>为</w:t>
+      </w:r>
+      <w:r>
+        <w:t>六级流水线、单发射、按序提交</w:t>
+      </w:r>
+      <w:r>
+        <w:t> </w:t>
+      </w:r>
+      <w:r>
+        <w:t>的</w:t>
+      </w:r>
+      <w:r>
+        <w:t xml:space="preserve"> RISC-V </w:t>
+      </w:r>
+      <w:r>
+        <w:t>处理器，设计核心围绕</w:t>
+      </w:r>
+      <w:r>
+        <w:t xml:space="preserve"> DAE </w:t>
+      </w:r>
+      <w:r>
+        <w:t>解耦调度、感知器分支预测、分布式执行岛、</w:t>
+      </w:r>
+      <w:r>
+        <w:t xml:space="preserve">Store Buffer </w:t>
+      </w:r>
+      <w:r>
+        <w:t>写解耦</w:t>
+      </w:r>
+      <w:r>
+        <w:t> </w:t>
+      </w:r>
+      <w:r>
+        <w:t>四大创新点</w:t>
+      </w:r>
+      <w:r>
+        <w:rPr>
+          <w:rFonts w:hint="eastAsia"/>
+        </w:rPr>
+        <w:t>。</w:t>
+      </w:r>
+    </w:p>
+    <w:p>
+      <w:pPr>
+        <w:spacing w:after="0" w:line="240" w:lineRule="auto"/>
+      </w:pPr>
+    </w:p>
+    <w:p>
+      <w:pPr>
+        <w:spacing w:after="0" w:line="240" w:lineRule="auto"/>
+      </w:pPr>
+    </w:p>
+    <w:p>
+      <w:pPr>
+        <w:spacing w:after="0" w:line="240" w:lineRule="auto"/>
+      </w:pPr>
+    </w:p>
+    <w:p>
+      <w:pPr>
+        <w:spacing w:after="0" w:line="240" w:lineRule="auto"/>
+      </w:pPr>
+    </w:p>
+    <w:p>
+      <w:pPr>
+        <w:spacing w:after="0" w:line="240" w:lineRule="auto"/>
+      </w:pPr>
+    </w:p>
+    <w:p>
+      <w:pPr>
+        <w:spacing w:after="0" w:line="240" w:lineRule="auto"/>
+      </w:pPr>
+    </w:p>
+    <w:p>
+      <w:pPr>
+        <w:spacing w:after="0" w:line="240" w:lineRule="auto"/>
+      </w:pPr>
+    </w:p>
+    <w:p>
+      <w:pPr>
+        <w:spacing w:after="0" w:line="240" w:lineRule="auto"/>
+      </w:pPr>
+    </w:p>
+    <w:p>
+      <w:pPr>
+        <w:spacing w:after="0" w:line="240" w:lineRule="auto"/>
+      </w:pPr>
+    </w:p>
+    <w:p>
+      <w:pPr>
+        <w:spacing w:after="0" w:line="240" w:lineRule="auto"/>
+      </w:pPr>
+    </w:p>
+    <w:p>
+      <w:pPr>
+        <w:spacing w:after="0" w:line="240" w:lineRule="auto"/>
+      </w:pPr>
+    </w:p>
+    <w:p>
+      <w:pPr>
+        <w:spacing w:after="0" w:line="240" w:lineRule="auto"/>
+      </w:pPr>
+    </w:p>
+    <w:p>
+      <w:pPr>
+        <w:spacing w:after="0" w:line="240" w:lineRule="auto"/>
+      </w:pPr>
+    </w:p>
+    <w:p>
+      <w:pPr>
+        <w:spacing w:after="0" w:line="240" w:lineRule="auto"/>
+      </w:pPr>
+    </w:p>
+    <w:p>
+      <w:pPr>
+        <w:spacing w:after="0" w:line="240" w:lineRule="auto"/>
+      </w:pPr>
+    </w:p>
+    <w:p>
+      <w:pPr>
+        <w:spacing w:after="0" w:line="240" w:lineRule="auto"/>
+      </w:pPr>
+    </w:p>
+    <w:p>
+      <w:pPr>
+        <w:spacing w:after="0" w:line="240" w:lineRule="auto"/>
+      </w:pPr>
+    </w:p>
+    <w:p>
+      <w:pPr>
+        <w:spacing w:after="0" w:line="240" w:lineRule="auto"/>
+      </w:pPr>
+    </w:p>
+    <w:p>
+      <w:pPr>
+        <w:spacing w:after="0" w:line="240" w:lineRule="auto"/>
+      </w:pPr>
+    </w:p>
+    <w:p>
+      <w:pPr>
+        <w:spacing w:after="0" w:line="240" w:lineRule="auto"/>
+      </w:pPr>
+    </w:p>
+    <w:p>
+      <w:pPr>
+        <w:spacing w:after="0" w:line="240" w:lineRule="auto"/>
+      </w:pPr>
+    </w:p>
+    <w:p>
+      <w:pPr>
+        <w:spacing w:after="0" w:line="240" w:lineRule="auto"/>
+        <w:rPr>
+          <w:rFonts w:hint="eastAsia"/>
+        </w:rPr>
+      </w:pPr>
+    </w:p>
+    <w:p>
+      <w:pPr>
+        <w:spacing w:after="0" w:line="240" w:lineRule="auto"/>
         <w:rPr>
           <w:rFonts w:hint="eastAsia"/>
         </w:rPr>
@@ -345,13 +653,281 @@
         <w:rPr>
           <w:rFonts w:hint="eastAsia"/>
         </w:rPr>
-        <w:t>XXXXX</w:t>
+        <w:t>“七星微”赛题</w:t>
       </w:r>
       <w:r>
         <w:rPr>
           <w:rFonts w:hint="eastAsia"/>
         </w:rPr>
         <w:t>的参赛作品。</w:t>
+      </w:r>
+      <w:r>
+        <w:rPr>
+          <w:rFonts w:hint="eastAsia"/>
+        </w:rPr>
+        <w:t>赛题聚焦“</w:t>
+      </w:r>
+      <w:r>
+        <w:rPr>
+          <w:rFonts w:hint="eastAsia"/>
+        </w:rPr>
+        <w:t>RISC-V</w:t>
+      </w:r>
+      <w:r>
+        <w:rPr>
+          <w:rFonts w:hint="eastAsia"/>
+        </w:rPr>
+        <w:t>架构</w:t>
+      </w:r>
+      <w:r>
+        <w:rPr>
+          <w:rFonts w:hint="eastAsia"/>
+        </w:rPr>
+        <w:t>+Verilog/VHDL</w:t>
+      </w:r>
+      <w:r>
+        <w:rPr>
+          <w:rFonts w:hint="eastAsia"/>
+        </w:rPr>
+        <w:t>设计”的核心组合，要求设计一款具备一定性能的</w:t>
+      </w:r>
+      <w:r>
+        <w:rPr>
+          <w:rFonts w:hint="eastAsia"/>
+        </w:rPr>
+        <w:t xml:space="preserve">RISC-V CPU </w:t>
+      </w:r>
+      <w:r>
+        <w:rPr>
+          <w:rFonts w:hint="eastAsia"/>
+        </w:rPr>
+        <w:t>并完成</w:t>
+      </w:r>
+      <w:r>
+        <w:rPr>
+          <w:rFonts w:hint="eastAsia"/>
+        </w:rPr>
+        <w:t>FPGA</w:t>
+      </w:r>
+      <w:r>
+        <w:rPr>
+          <w:rFonts w:hint="eastAsia"/>
+        </w:rPr>
+        <w:t>原型验证与实例运行。预计项目周期为</w:t>
+      </w:r>
+      <w:r>
+        <w:rPr>
+          <w:rFonts w:hint="eastAsia"/>
+        </w:rPr>
+        <w:t>8</w:t>
+      </w:r>
+      <w:r>
+        <w:rPr>
+          <w:rFonts w:hint="eastAsia"/>
+        </w:rPr>
+        <w:t>个月。</w:t>
+      </w:r>
+    </w:p>
+    <w:p>
+      <w:pPr>
+        <w:pStyle w:val="af1"/>
+        <w:ind w:firstLine="480"/>
+      </w:pPr>
+      <w:r>
+        <w:rPr>
+          <w:rFonts w:hint="eastAsia"/>
+        </w:rPr>
+        <w:t>赛题目标是基于整数指令集（本作品以</w:t>
+      </w:r>
+      <w:r>
+        <w:rPr>
+          <w:rFonts w:hint="eastAsia"/>
+        </w:rPr>
+        <w:t>RV32I</w:t>
+      </w:r>
+      <w:r>
+        <w:rPr>
+          <w:rFonts w:hint="eastAsia"/>
+        </w:rPr>
+        <w:t>为基础，设计</w:t>
+      </w:r>
+      <w:r>
+        <w:rPr>
+          <w:rFonts w:hint="eastAsia"/>
+        </w:rPr>
+        <w:t>32</w:t>
+      </w:r>
+      <w:r>
+        <w:rPr>
+          <w:rFonts w:hint="eastAsia"/>
+        </w:rPr>
+        <w:t>位</w:t>
+      </w:r>
+      <w:r>
+        <w:rPr>
+          <w:rFonts w:hint="eastAsia"/>
+        </w:rPr>
+        <w:t>CPU</w:t>
+      </w:r>
+      <w:r>
+        <w:rPr>
+          <w:rFonts w:hint="eastAsia"/>
+        </w:rPr>
+        <w:t>），采用</w:t>
+      </w:r>
+      <w:r>
+        <w:rPr>
+          <w:rFonts w:hint="eastAsia"/>
+        </w:rPr>
+        <w:t>Verilog</w:t>
+      </w:r>
+      <w:r>
+        <w:rPr>
+          <w:rFonts w:hint="eastAsia"/>
+        </w:rPr>
+        <w:t>或</w:t>
+      </w:r>
+      <w:r>
+        <w:rPr>
+          <w:rFonts w:hint="eastAsia"/>
+        </w:rPr>
+        <w:t>VHDL</w:t>
+      </w:r>
+      <w:r>
+        <w:rPr>
+          <w:rFonts w:hint="eastAsia"/>
+        </w:rPr>
+        <w:t>设计完整的</w:t>
+      </w:r>
+      <w:r>
+        <w:rPr>
+          <w:rFonts w:hint="eastAsia"/>
+        </w:rPr>
+        <w:t>CPU</w:t>
+      </w:r>
+      <w:r>
+        <w:rPr>
+          <w:rFonts w:hint="eastAsia"/>
+        </w:rPr>
+        <w:t>。需要完成：支持整数运算、数据传输、控制转移等核心指令，预留指令集扩展接口；实现流水线架构并解决流水线冒险；开发适配</w:t>
+      </w:r>
+      <w:r>
+        <w:rPr>
+          <w:rFonts w:hint="eastAsia"/>
+        </w:rPr>
+        <w:t>CPU</w:t>
+      </w:r>
+      <w:r>
+        <w:rPr>
+          <w:rFonts w:hint="eastAsia"/>
+        </w:rPr>
+        <w:t>的测试程序与简单应用；完成</w:t>
+      </w:r>
+      <w:r>
+        <w:rPr>
+          <w:rFonts w:hint="eastAsia"/>
+        </w:rPr>
+        <w:t>CPU</w:t>
+      </w:r>
+      <w:r>
+        <w:rPr>
+          <w:rFonts w:hint="eastAsia"/>
+        </w:rPr>
+        <w:t>从代码建模、仿真验证到</w:t>
+      </w:r>
+      <w:r>
+        <w:rPr>
+          <w:rFonts w:hint="eastAsia"/>
+        </w:rPr>
+        <w:t>FPGA</w:t>
+      </w:r>
+      <w:r>
+        <w:rPr>
+          <w:rFonts w:hint="eastAsia"/>
+        </w:rPr>
+        <w:t>综合实现的全流程开发，能在</w:t>
+      </w:r>
+      <w:r>
+        <w:rPr>
+          <w:rFonts w:hint="eastAsia"/>
+        </w:rPr>
+        <w:t>FPGA</w:t>
+      </w:r>
+      <w:r>
+        <w:rPr>
+          <w:rFonts w:hint="eastAsia"/>
+        </w:rPr>
+        <w:t>平台上正确执行测试程序与应用实例；引入两种高性能优化技术提升</w:t>
+      </w:r>
+      <w:r>
+        <w:rPr>
+          <w:rFonts w:hint="eastAsia"/>
+        </w:rPr>
+        <w:t>CPU</w:t>
+      </w:r>
+      <w:r>
+        <w:rPr>
+          <w:rFonts w:hint="eastAsia"/>
+        </w:rPr>
+        <w:t>指令吞吐量与执行效率。</w:t>
+      </w:r>
+    </w:p>
+    <w:p>
+      <w:pPr>
+        <w:pStyle w:val="af1"/>
+        <w:ind w:firstLine="480"/>
+      </w:pPr>
+      <w:r>
+        <w:rPr>
+          <w:rFonts w:hint="eastAsia"/>
+        </w:rPr>
+        <w:t>赛题评分标准如下图（赛事主办方仅给出一份总评分标准）</w:t>
+      </w:r>
+    </w:p>
+    <w:p>
+      <w:pPr>
+        <w:pStyle w:val="af1"/>
+        <w:ind w:firstLine="480"/>
+        <w:rPr>
+          <w:rFonts w:hint="eastAsia"/>
+        </w:rPr>
+      </w:pPr>
+      <w:r>
+        <w:drawing>
+          <wp:inline distT="0" distB="0" distL="0" distR="0" wp14:anchorId="36D917BE" wp14:editId="27806788">
+            <wp:extent cx="5760085" cy="3590290"/>
+            <wp:effectExtent l="0" t="0" r="0" b="0"/>
+            <wp:docPr id="1415577316" name="图片 1"/>
+            <wp:cNvGraphicFramePr>
+              <a:graphicFrameLocks xmlns:a="http://schemas.openxmlformats.org/drawingml/2006/main" noChangeAspect="1"/>
+            </wp:cNvGraphicFramePr>
+            <a:graphic xmlns:a="http://schemas.openxmlformats.org/drawingml/2006/main">
+              <a:graphicData uri="http://schemas.openxmlformats.org/drawingml/2006/picture">
+                <pic:pic xmlns:pic="http://schemas.openxmlformats.org/drawingml/2006/picture">
+                  <pic:nvPicPr>
+                    <pic:cNvPr id="1415577316" name=""/>
+                    <pic:cNvPicPr/>
+                  </pic:nvPicPr>
+                  <pic:blipFill>
+                    <a:blip r:embed="rId8"/>
+                    <a:stretch>
+                      <a:fillRect/>
+                    </a:stretch>
+                  </pic:blipFill>
+                  <pic:spPr>
+                    <a:xfrm>
+                      <a:off x="0" y="0"/>
+                      <a:ext cx="5760085" cy="3590290"/>
+                    </a:xfrm>
+                    <a:prstGeom prst="rect">
+                      <a:avLst/>
+                    </a:prstGeom>
+                  </pic:spPr>
+                </pic:pic>
+              </a:graphicData>
+            </a:graphic>
+          </wp:inline>
+        </w:drawing>
       </w:r>
     </w:p>
     <w:p>
@@ -368,18 +944,30 @@
         <w:rPr>
           <w:rFonts w:hint="eastAsia"/>
         </w:rPr>
+        <w:lastRenderedPageBreak/>
         <w:t>Modena</w:t>
       </w:r>
-      <w:r>
-        <w:rPr>
-          <w:rFonts w:hint="eastAsia"/>
-        </w:rPr>
-        <w:t>核微架构设计</w:t>
+      <w:proofErr w:type="gramStart"/>
+      <w:r>
+        <w:rPr>
+          <w:rFonts w:hint="eastAsia"/>
+        </w:rPr>
+        <w:t>核微架构</w:t>
+      </w:r>
+      <w:proofErr w:type="gramEnd"/>
+      <w:r>
+        <w:rPr>
+          <w:rFonts w:hint="eastAsia"/>
+        </w:rPr>
+        <w:t>设计</w:t>
       </w:r>
     </w:p>
     <w:p>
       <w:pPr>
         <w:pStyle w:val="af2"/>
+        <w:rPr>
+          <w:rFonts w:hint="eastAsia"/>
+        </w:rPr>
       </w:pPr>
       <w:r>
         <w:rPr>
@@ -398,6 +986,9 @@
       <w:pPr>
         <w:pStyle w:val="af1"/>
         <w:ind w:firstLine="480"/>
+        <w:rPr>
+          <w:rFonts w:hint="eastAsia"/>
+        </w:rPr>
       </w:pPr>
       <w:r>
         <w:rPr>
@@ -427,55 +1018,141 @@
         <w:rPr>
           <w:rFonts w:hint="eastAsia"/>
         </w:rPr>
-        <w:t>指令集为基础</w:t>
-      </w:r>
-      <w:r>
-        <w:rPr>
-          <w:rFonts w:hint="eastAsia"/>
-        </w:rPr>
-        <w:t>进行设计</w:t>
-      </w:r>
-      <w:r>
-        <w:rPr>
-          <w:rFonts w:hint="eastAsia"/>
-        </w:rPr>
-        <w:t>，预留了</w:t>
-      </w:r>
-      <w:r>
-        <w:rPr>
-          <w:rFonts w:hint="eastAsia"/>
-        </w:rPr>
-        <w:t>M</w:t>
-      </w:r>
-      <w:r>
-        <w:rPr>
-          <w:rFonts w:hint="eastAsia"/>
-        </w:rPr>
-        <w:t>/A/Ziscr/Zifencei/S</w:t>
-      </w:r>
-      <w:r>
-        <w:rPr>
-          <w:rFonts w:hint="eastAsia"/>
-        </w:rPr>
-        <w:t>指令等扩展接口</w:t>
-      </w:r>
-      <w:r>
-        <w:rPr>
-          <w:rFonts w:hint="eastAsia"/>
-        </w:rPr>
-        <w:t>。本作品在实现通过裸机程序测试的基础上为后续运行</w:t>
-      </w:r>
+        <w:t>指令集为基础进行设计，预留了</w:t>
+      </w:r>
+      <w:r>
+        <w:rPr>
+          <w:rFonts w:hint="eastAsia"/>
+        </w:rPr>
+        <w:t>M/A/</w:t>
+      </w:r>
+      <w:proofErr w:type="spellStart"/>
+      <w:r>
+        <w:rPr>
+          <w:rFonts w:hint="eastAsia"/>
+        </w:rPr>
+        <w:t>Ziscr</w:t>
+      </w:r>
+      <w:proofErr w:type="spellEnd"/>
+      <w:r>
+        <w:rPr>
+          <w:rFonts w:hint="eastAsia"/>
+        </w:rPr>
+        <w:t>/</w:t>
+      </w:r>
+      <w:proofErr w:type="spellStart"/>
+      <w:r>
+        <w:rPr>
+          <w:rFonts w:hint="eastAsia"/>
+        </w:rPr>
+        <w:t>Zifencei</w:t>
+      </w:r>
+      <w:proofErr w:type="spellEnd"/>
+      <w:r>
+        <w:rPr>
+          <w:rFonts w:hint="eastAsia"/>
+        </w:rPr>
+        <w:t>/S</w:t>
+      </w:r>
+      <w:r>
+        <w:rPr>
+          <w:rFonts w:hint="eastAsia"/>
+        </w:rPr>
+        <w:t>指令等扩展接口。在实现通过裸机程序测试的基础上为后续运行</w:t>
+      </w:r>
+      <w:proofErr w:type="spellStart"/>
       <w:r>
         <w:rPr>
           <w:rFonts w:hint="eastAsia"/>
         </w:rPr>
         <w:t>linux</w:t>
       </w:r>
-      <w:r>
-        <w:rPr>
-          <w:rFonts w:hint="eastAsia"/>
-        </w:rPr>
-        <w:t>系统提供必要的硬件接口。</w:t>
+      <w:proofErr w:type="spellEnd"/>
+      <w:r>
+        <w:rPr>
+          <w:rFonts w:hint="eastAsia"/>
+        </w:rPr>
+        <w:t>系统</w:t>
+      </w:r>
+      <w:r>
+        <w:rPr>
+          <w:rFonts w:hint="eastAsia"/>
+        </w:rPr>
+        <w:t>预留</w:t>
+      </w:r>
+      <w:r>
+        <w:rPr>
+          <w:rFonts w:hint="eastAsia"/>
+        </w:rPr>
+        <w:t>必要的硬件接口。</w:t>
+      </w:r>
+      <w:r>
+        <w:rPr>
+          <w:rFonts w:hint="eastAsia"/>
+        </w:rPr>
+        <w:t>本作品全部</w:t>
+      </w:r>
+      <w:r>
+        <w:rPr>
+          <w:rFonts w:hint="eastAsia"/>
+        </w:rPr>
+        <w:t>代码</w:t>
+      </w:r>
+      <w:r>
+        <w:rPr>
+          <w:rFonts w:hint="eastAsia"/>
+        </w:rPr>
+        <w:t>通过</w:t>
+      </w:r>
+      <w:proofErr w:type="spellStart"/>
+      <w:r>
+        <w:rPr>
+          <w:rFonts w:hint="eastAsia"/>
+        </w:rPr>
+        <w:t>systemverilog</w:t>
+      </w:r>
+      <w:proofErr w:type="spellEnd"/>
+      <w:r>
+        <w:rPr>
+          <w:rFonts w:hint="eastAsia"/>
+        </w:rPr>
+        <w:t>语言编写</w:t>
+      </w:r>
+      <w:r>
+        <w:rPr>
+          <w:rFonts w:hint="eastAsia"/>
+        </w:rPr>
+        <w:t>。代码</w:t>
+      </w:r>
+      <w:r>
+        <w:rPr>
+          <w:rFonts w:hint="eastAsia"/>
+        </w:rPr>
+        <w:t>文件按照实际模块进行划分，</w:t>
+      </w:r>
+      <w:r>
+        <w:rPr>
+          <w:rFonts w:hint="eastAsia"/>
+        </w:rPr>
+        <w:t>目的是实现</w:t>
+      </w:r>
+      <w:r>
+        <w:rPr>
+          <w:rFonts w:hint="eastAsia"/>
+        </w:rPr>
+        <w:t>模块化</w:t>
+      </w:r>
+      <w:r>
+        <w:rPr>
+          <w:rFonts w:hint="eastAsia"/>
+        </w:rPr>
+        <w:t>开发，</w:t>
+      </w:r>
+      <w:r>
+        <w:rPr>
+          <w:rFonts w:hint="eastAsia"/>
+        </w:rPr>
+        <w:t>便于灵活调整微架构设计与改进性能。</w:t>
       </w:r>
     </w:p>
     <w:p>
@@ -502,13 +1179,145 @@
         <w:rPr>
           <w:rFonts w:hint="eastAsia"/>
         </w:rPr>
-        <w:t>级流水线为基本结构，分为取指，译码，地址计算，数值计算</w:t>
-      </w:r>
-      <w:r>
-        <w:rPr>
-          <w:rFonts w:hint="eastAsia"/>
-        </w:rPr>
-        <w:t>写入缓冲和访存</w:t>
+        <w:t>级流水线为基本结构，分为取指</w:t>
+      </w:r>
+      <w:r>
+        <w:rPr>
+          <w:rFonts w:hint="eastAsia"/>
+        </w:rPr>
+        <w:t>（</w:t>
+      </w:r>
+      <w:r>
+        <w:rPr>
+          <w:rFonts w:hint="eastAsia"/>
+        </w:rPr>
+        <w:t>IF</w:t>
+      </w:r>
+      <w:r>
+        <w:rPr>
+          <w:rFonts w:hint="eastAsia"/>
+        </w:rPr>
+        <w:t>）</w:t>
+      </w:r>
+      <w:r>
+        <w:rPr>
+          <w:rFonts w:hint="eastAsia"/>
+        </w:rPr>
+        <w:t>，译码</w:t>
+      </w:r>
+      <w:r>
+        <w:rPr>
+          <w:rFonts w:hint="eastAsia"/>
+        </w:rPr>
+        <w:t>（</w:t>
+      </w:r>
+      <w:r>
+        <w:rPr>
+          <w:rFonts w:hint="eastAsia"/>
+        </w:rPr>
+        <w:t>ID</w:t>
+      </w:r>
+      <w:r>
+        <w:rPr>
+          <w:rFonts w:hint="eastAsia"/>
+        </w:rPr>
+        <w:t>）</w:t>
+      </w:r>
+      <w:r>
+        <w:rPr>
+          <w:rFonts w:hint="eastAsia"/>
+        </w:rPr>
+        <w:t>，地址计算</w:t>
+      </w:r>
+      <w:r>
+        <w:rPr>
+          <w:rFonts w:hint="eastAsia"/>
+        </w:rPr>
+        <w:t>（</w:t>
+      </w:r>
+      <w:r>
+        <w:rPr>
+          <w:rFonts w:hint="eastAsia"/>
+        </w:rPr>
+        <w:t>EX1</w:t>
+      </w:r>
+      <w:r>
+        <w:rPr>
+          <w:rFonts w:hint="eastAsia"/>
+        </w:rPr>
+        <w:t>）</w:t>
+      </w:r>
+      <w:r>
+        <w:rPr>
+          <w:rFonts w:hint="eastAsia"/>
+        </w:rPr>
+        <w:t>，数值计算</w:t>
+      </w:r>
+      <w:r>
+        <w:rPr>
+          <w:rFonts w:hint="eastAsia"/>
+        </w:rPr>
+        <w:t>（</w:t>
+      </w:r>
+      <w:r>
+        <w:rPr>
+          <w:rFonts w:hint="eastAsia"/>
+        </w:rPr>
+        <w:t>EX2</w:t>
+      </w:r>
+      <w:r>
+        <w:rPr>
+          <w:rFonts w:hint="eastAsia"/>
+        </w:rPr>
+        <w:t>），</w:t>
+      </w:r>
+      <w:r>
+        <w:rPr>
+          <w:rFonts w:hint="eastAsia"/>
+        </w:rPr>
+        <w:t>写入缓冲</w:t>
+      </w:r>
+      <w:r>
+        <w:rPr>
+          <w:rFonts w:hint="eastAsia"/>
+        </w:rPr>
+        <w:t>（</w:t>
+      </w:r>
+      <w:r>
+        <w:rPr>
+          <w:rFonts w:hint="eastAsia"/>
+        </w:rPr>
+        <w:t>EX3</w:t>
+      </w:r>
+      <w:r>
+        <w:rPr>
+          <w:rFonts w:hint="eastAsia"/>
+        </w:rPr>
+        <w:t>）</w:t>
+      </w:r>
+      <w:r>
+        <w:rPr>
+          <w:rFonts w:hint="eastAsia"/>
+        </w:rPr>
+        <w:t>和访存</w:t>
+      </w:r>
+      <w:r>
+        <w:rPr>
+          <w:rFonts w:hint="eastAsia"/>
+        </w:rPr>
+        <w:t>（</w:t>
+      </w:r>
+      <w:r>
+        <w:rPr>
+          <w:rFonts w:hint="eastAsia"/>
+        </w:rPr>
+        <w:t>MEM</w:t>
+      </w:r>
+      <w:r>
+        <w:rPr>
+          <w:rFonts w:hint="eastAsia"/>
+        </w:rPr>
+        <w:t>）</w:t>
       </w:r>
       <w:r>
         <w:rPr>
@@ -534,13 +1343,185 @@
         </w:rPr>
         <w:t>模块内部</w:t>
       </w:r>
+      <w:r>
+        <w:rPr>
+          <w:rFonts w:hint="eastAsia"/>
+        </w:rPr>
+        <w:t>，由同步器同步数据到实际内存中，避免部分读后写问题。</w:t>
+      </w:r>
+      <w:r>
+        <w:rPr>
+          <w:rFonts w:hint="eastAsia"/>
+        </w:rPr>
+        <w:t>CPU</w:t>
+      </w:r>
+      <w:r>
+        <w:rPr>
+          <w:rFonts w:hint="eastAsia"/>
+        </w:rPr>
+        <w:t>采用单发射按序提交设计，为实现高性能设计加入了感知器分支预测器，分布式实行岛，</w:t>
+      </w:r>
+      <w:r>
+        <w:rPr>
+          <w:rFonts w:hint="eastAsia"/>
+        </w:rPr>
+        <w:t>DAE</w:t>
+      </w:r>
+      <w:r>
+        <w:rPr>
+          <w:rFonts w:hint="eastAsia"/>
+        </w:rPr>
+        <w:t>解耦调度，</w:t>
+      </w:r>
+      <w:r>
+        <w:rPr>
+          <w:rFonts w:hint="eastAsia"/>
+        </w:rPr>
+        <w:t>Store Buffer</w:t>
+      </w:r>
+      <w:r>
+        <w:rPr>
+          <w:rFonts w:hint="eastAsia"/>
+        </w:rPr>
+        <w:t>写解耦，全旁路网络等技术。</w:t>
+      </w:r>
+      <w:r>
+        <w:rPr>
+          <w:rFonts w:hint="eastAsia"/>
+        </w:rPr>
+        <w:t>整体流水线结构可参考图</w:t>
+      </w:r>
+      <w:r>
+        <w:rPr>
+          <w:rFonts w:hint="eastAsia"/>
+        </w:rPr>
+        <w:t>1.</w:t>
+      </w:r>
+    </w:p>
+    <w:p>
+      <w:pPr>
+        <w:pStyle w:val="af1"/>
+        <w:keepNext/>
+        <w:ind w:firstLine="480"/>
+      </w:pPr>
+      <w:r>
+        <w:rPr>
+          <w:noProof/>
+        </w:rPr>
+        <w:drawing>
+          <wp:inline distT="0" distB="0" distL="0" distR="0" wp14:anchorId="7B13B8D8" wp14:editId="386B4FA4">
+            <wp:extent cx="5325913" cy="1127804"/>
+            <wp:effectExtent l="0" t="0" r="8255" b="0"/>
+            <wp:docPr id="398031227" name="图片 1"/>
+            <wp:cNvGraphicFramePr>
+              <a:graphicFrameLocks xmlns:a="http://schemas.openxmlformats.org/drawingml/2006/main" noChangeAspect="1"/>
+            </wp:cNvGraphicFramePr>
+            <a:graphic xmlns:a="http://schemas.openxmlformats.org/drawingml/2006/main">
+              <a:graphicData uri="http://schemas.openxmlformats.org/drawingml/2006/picture">
+                <pic:pic xmlns:pic="http://schemas.openxmlformats.org/drawingml/2006/picture">
+                  <pic:nvPicPr>
+                    <pic:cNvPr id="0" name="Picture 1"/>
+                    <pic:cNvPicPr>
+                      <a:picLocks noChangeAspect="1" noChangeArrowheads="1"/>
+                    </pic:cNvPicPr>
+                  </pic:nvPicPr>
+                  <pic:blipFill>
+                    <a:blip r:embed="rId7" cstate="print">
+                      <a:extLst>
+                        <a:ext uri="{28A0092B-C50C-407E-A947-70E740481C1C}">
+                          <a14:useLocalDpi xmlns:a14="http://schemas.microsoft.com/office/drawing/2010/main" val="0"/>
+                        </a:ext>
+                      </a:extLst>
+                    </a:blip>
+                    <a:srcRect/>
+                    <a:stretch>
+                      <a:fillRect/>
+                    </a:stretch>
+                  </pic:blipFill>
+                  <pic:spPr bwMode="auto">
+                    <a:xfrm>
+                      <a:off x="0" y="0"/>
+                      <a:ext cx="5377937" cy="1138820"/>
+                    </a:xfrm>
+                    <a:prstGeom prst="rect">
+                      <a:avLst/>
+                    </a:prstGeom>
+                    <a:noFill/>
+                    <a:ln>
+                      <a:noFill/>
+                    </a:ln>
+                  </pic:spPr>
+                </pic:pic>
+              </a:graphicData>
+            </a:graphic>
+          </wp:inline>
+        </w:drawing>
+      </w:r>
+    </w:p>
+    <w:p>
+      <w:pPr>
+        <w:pStyle w:val="af4"/>
+        <w:jc w:val="center"/>
+        <w:rPr>
+          <w:rFonts w:hint="eastAsia"/>
+        </w:rPr>
+      </w:pPr>
+      <w:r>
+        <w:rPr>
+          <w:rFonts w:hint="eastAsia"/>
+        </w:rPr>
+        <w:t>图</w:t>
+      </w:r>
+      <w:r>
+        <w:rPr>
+          <w:rFonts w:hint="eastAsia"/>
+        </w:rPr>
+        <w:t xml:space="preserve"> </w:t>
+      </w:r>
+      <w:r>
+        <w:fldChar w:fldCharType="begin"/>
+      </w:r>
+      <w:r>
+        <w:instrText xml:space="preserve"> </w:instrText>
+      </w:r>
+      <w:r>
+        <w:rPr>
+          <w:rFonts w:hint="eastAsia"/>
+        </w:rPr>
+        <w:instrText xml:space="preserve">SEQ </w:instrText>
+      </w:r>
+      <w:r>
+        <w:rPr>
+          <w:rFonts w:hint="eastAsia"/>
+        </w:rPr>
+        <w:instrText>图</w:instrText>
+      </w:r>
+      <w:r>
+        <w:rPr>
+          <w:rFonts w:hint="eastAsia"/>
+        </w:rPr>
+        <w:instrText xml:space="preserve"> \* ARABIC</w:instrText>
+      </w:r>
+      <w:r>
+        <w:instrText xml:space="preserve"> </w:instrText>
+      </w:r>
+      <w:r>
+        <w:fldChar w:fldCharType="separate"/>
+      </w:r>
+      <w:r>
+        <w:rPr>
+          <w:rFonts w:hint="eastAsia"/>
+          <w:noProof/>
+        </w:rPr>
+        <w:t>1</w:t>
+      </w:r>
+      <w:r>
+        <w:fldChar w:fldCharType="end"/>
+      </w:r>
     </w:p>
     <w:p>
       <w:pPr>
         <w:pStyle w:val="af2"/>
-        <w:rPr>
-          <w:rFonts w:hint="eastAsia"/>
-        </w:rPr>
       </w:pPr>
       <w:r>
         <w:rPr>
@@ -548,6 +1529,105 @@
         </w:rPr>
         <w:t>，</w:t>
       </w:r>
+      <w:r>
+        <w:rPr>
+          <w:rFonts w:hint="eastAsia"/>
+        </w:rPr>
+        <w:t>2.1.1</w:t>
+      </w:r>
+      <w:r>
+        <w:rPr>
+          <w:rFonts w:hint="eastAsia"/>
+        </w:rPr>
+        <w:t>指令支持</w:t>
+      </w:r>
+    </w:p>
+    <w:p>
+      <w:pPr>
+        <w:pStyle w:val="af1"/>
+        <w:ind w:firstLine="480"/>
+        <w:rPr>
+          <w:rFonts w:hint="eastAsia"/>
+        </w:rPr>
+      </w:pPr>
+      <w:r>
+        <w:rPr>
+          <w:rFonts w:hint="eastAsia"/>
+        </w:rPr>
+        <w:t>在指令方面，目前支持基础的</w:t>
+      </w:r>
+      <w:r>
+        <w:rPr>
+          <w:rFonts w:hint="eastAsia"/>
+        </w:rPr>
+        <w:t>RV32I</w:t>
+      </w:r>
+      <w:r>
+        <w:rPr>
+          <w:rFonts w:hint="eastAsia"/>
+        </w:rPr>
+        <w:t>指令集。</w:t>
+      </w:r>
+      <w:r>
+        <w:rPr>
+          <w:rFonts w:hint="eastAsia"/>
+        </w:rPr>
+        <w:t>但设计上预留有</w:t>
+      </w:r>
+      <w:r>
+        <w:rPr>
+          <w:rFonts w:hint="eastAsia"/>
+        </w:rPr>
+        <w:t>M</w:t>
+      </w:r>
+      <w:r>
+        <w:rPr>
+          <w:rFonts w:hint="eastAsia"/>
+        </w:rPr>
+        <w:t>，</w:t>
+      </w:r>
+      <w:r>
+        <w:rPr>
+          <w:rFonts w:hint="eastAsia"/>
+        </w:rPr>
+        <w:t>C</w:t>
+      </w:r>
+      <w:r>
+        <w:rPr>
+          <w:rFonts w:hint="eastAsia"/>
+        </w:rPr>
+        <w:t>等指令集接口以便后续扩展。</w:t>
+      </w:r>
+    </w:p>
+    <w:p>
+      <w:pPr>
+        <w:pStyle w:val="af1"/>
+        <w:ind w:firstLine="480"/>
+        <w:rPr>
+          <w:rFonts w:hint="eastAsia"/>
+        </w:rPr>
+      </w:pPr>
+    </w:p>
+    <w:p>
+      <w:pPr>
+        <w:pStyle w:val="af2"/>
+        <w:rPr>
+          <w:rFonts w:hint="eastAsia"/>
+        </w:rPr>
+      </w:pPr>
+    </w:p>
+    <w:p>
+      <w:pPr>
+        <w:pStyle w:val="af2"/>
+      </w:pPr>
+    </w:p>
+    <w:p>
+      <w:pPr>
+        <w:pStyle w:val="af2"/>
+        <w:rPr>
+          <w:rFonts w:hint="eastAsia"/>
+        </w:rPr>
+      </w:pPr>
     </w:p>
     <w:p>
       <w:pPr>
@@ -571,9 +1651,6 @@
         <w:tabs>
           <w:tab w:val="left" w:pos="8263"/>
         </w:tabs>
-        <w:rPr>
-          <w:rFonts w:hint="eastAsia"/>
-        </w:rPr>
       </w:pPr>
     </w:p>
     <w:sectPr>
@@ -1327,7 +2404,6 @@
   <w:style w:type="character" w:default="1" w:styleId="a0">
     <w:name w:val="Default Paragraph Font"/>
     <w:uiPriority w:val="1"/>
-    <w:semiHidden/>
     <w:unhideWhenUsed/>
   </w:style>
   <w:style w:type="table" w:default="1" w:styleId="a1">
@@ -1834,6 +2910,20 @@
       <w:rFonts w:asciiTheme="minorHAnsi" w:eastAsiaTheme="minorEastAsia" w:hAnsiTheme="minorHAnsi"/>
       <w:kern w:val="0"/>
       <w:szCs w:val="24"/>
+    </w:rPr>
+  </w:style>
+  <w:style w:type="paragraph" w:styleId="af4">
+    <w:name w:val="caption"/>
+    <w:basedOn w:val="a"/>
+    <w:next w:val="a"/>
+    <w:uiPriority w:val="35"/>
+    <w:unhideWhenUsed/>
+    <w:qFormat/>
+    <w:rsid w:val="000E75FA"/>
+    <w:rPr>
+      <w:rFonts w:asciiTheme="majorHAnsi" w:eastAsia="黑体" w:hAnsiTheme="majorHAnsi" w:cstheme="majorBidi"/>
+      <w:sz w:val="20"/>
+      <w:szCs w:val="20"/>
     </w:rPr>
   </w:style>
 </w:styles>

--- a/doc/report.docx
+++ b/doc/report.docx
@@ -170,28 +170,16 @@
           <w:szCs w:val="28"/>
           <w:u w:val="single"/>
         </w:rPr>
-        <w:t xml:space="preserve"> 填写示范：仿真报告                                      </w:t>
-      </w:r>
-    </w:p>
-    <w:p>
-      <w:pPr>
-        <w:pStyle w:val="af3"/>
-        <w:widowControl/>
-        <w:spacing w:beforeLines="50" w:before="163" w:beforeAutospacing="0" w:afterLines="50" w:after="163" w:afterAutospacing="0"/>
+        <w:t xml:space="preserve"> </w:t>
+      </w:r>
+      <w:r>
         <w:rPr>
           <w:rFonts w:ascii="黑体" w:eastAsia="黑体" w:hAnsi="黑体" w:cs="黑体" w:hint="eastAsia"/>
           <w:sz w:val="28"/>
           <w:szCs w:val="28"/>
           <w:u w:val="single"/>
         </w:rPr>
-      </w:pPr>
-      <w:r>
-        <w:rPr>
-          <w:rFonts w:ascii="黑体" w:eastAsia="黑体" w:hAnsi="黑体" w:cs="黑体" w:hint="eastAsia"/>
-          <w:sz w:val="28"/>
-          <w:szCs w:val="28"/>
-        </w:rPr>
-        <w:t>参赛杯赛：</w:t>
+        <w:t>设计文档</w:t>
       </w:r>
       <w:r>
         <w:rPr>
@@ -200,28 +188,16 @@
           <w:szCs w:val="28"/>
           <w:u w:val="single"/>
         </w:rPr>
-        <w:t xml:space="preserve"> 填写示范：“XX”企业命题                                        </w:t>
-      </w:r>
-    </w:p>
-    <w:p>
-      <w:pPr>
-        <w:pStyle w:val="af3"/>
-        <w:widowControl/>
-        <w:spacing w:beforeLines="50" w:before="163" w:beforeAutospacing="0" w:afterLines="50" w:after="163" w:afterAutospacing="0"/>
+        <w:t xml:space="preserve">                         </w:t>
+      </w:r>
+      <w:r>
         <w:rPr>
           <w:rFonts w:ascii="黑体" w:eastAsia="黑体" w:hAnsi="黑体" w:cs="黑体" w:hint="eastAsia"/>
           <w:sz w:val="28"/>
           <w:szCs w:val="28"/>
           <w:u w:val="single"/>
         </w:rPr>
-      </w:pPr>
-      <w:r>
-        <w:rPr>
-          <w:rFonts w:ascii="黑体" w:eastAsia="黑体" w:hAnsi="黑体" w:cs="黑体" w:hint="eastAsia"/>
-          <w:sz w:val="28"/>
-          <w:szCs w:val="28"/>
-        </w:rPr>
-        <w:t>作品名称：</w:t>
+        <w:t xml:space="preserve">         </w:t>
       </w:r>
       <w:r>
         <w:rPr>
@@ -230,7 +206,7 @@
           <w:szCs w:val="28"/>
           <w:u w:val="single"/>
         </w:rPr>
-        <w:t xml:space="preserve"> 填写示范：基于40nm CMOS的可调谐VCO设计                                        </w:t>
+        <w:t xml:space="preserve">             </w:t>
       </w:r>
     </w:p>
     <w:p>
@@ -251,7 +227,7 @@
           <w:sz w:val="28"/>
           <w:szCs w:val="28"/>
         </w:rPr>
-        <w:t>队伍编号：</w:t>
+        <w:t>参赛杯赛：</w:t>
       </w:r>
       <w:r>
         <w:rPr>
@@ -260,27 +236,7 @@
           <w:szCs w:val="28"/>
           <w:u w:val="single"/>
         </w:rPr>
-        <w:t xml:space="preserve"> 填写示范：CICC1000001                                        </w:t>
-      </w:r>
-    </w:p>
-    <w:p>
-      <w:pPr>
-        <w:pStyle w:val="af3"/>
-        <w:widowControl/>
-        <w:spacing w:beforeLines="50" w:before="163" w:beforeAutospacing="0" w:afterLines="50" w:after="163" w:afterAutospacing="0"/>
-        <w:rPr>
-          <w:rFonts w:ascii="黑体" w:eastAsia="黑体" w:hAnsi="黑体" w:cs="黑体" w:hint="eastAsia"/>
-          <w:sz w:val="28"/>
-          <w:szCs w:val="28"/>
-        </w:rPr>
-      </w:pPr>
-      <w:r>
-        <w:rPr>
-          <w:rFonts w:ascii="黑体" w:eastAsia="黑体" w:hAnsi="黑体" w:cs="黑体" w:hint="eastAsia"/>
-          <w:sz w:val="28"/>
-          <w:szCs w:val="28"/>
-        </w:rPr>
-        <w:t>团队名称：</w:t>
+        <w:t>“</w:t>
       </w:r>
       <w:r>
         <w:rPr>
@@ -289,7 +245,177 @@
           <w:szCs w:val="28"/>
           <w:u w:val="single"/>
         </w:rPr>
-        <w:t xml:space="preserve"> 填写示范：XXXXX（可选）                                        </w:t>
+        <w:t>七星微</w:t>
+      </w:r>
+      <w:r>
+        <w:rPr>
+          <w:rFonts w:ascii="黑体" w:eastAsia="黑体" w:hAnsi="黑体" w:cs="黑体" w:hint="eastAsia"/>
+          <w:sz w:val="28"/>
+          <w:szCs w:val="28"/>
+          <w:u w:val="single"/>
+        </w:rPr>
+        <w:t xml:space="preserve">”企业命题                                        </w:t>
+      </w:r>
+    </w:p>
+    <w:p>
+      <w:pPr>
+        <w:pStyle w:val="af3"/>
+        <w:widowControl/>
+        <w:spacing w:beforeLines="50" w:before="163" w:beforeAutospacing="0" w:afterLines="50" w:after="163" w:afterAutospacing="0"/>
+        <w:rPr>
+          <w:rFonts w:ascii="黑体" w:eastAsia="黑体" w:hAnsi="黑体" w:cs="黑体" w:hint="eastAsia"/>
+          <w:sz w:val="28"/>
+          <w:szCs w:val="28"/>
+          <w:u w:val="single"/>
+        </w:rPr>
+      </w:pPr>
+      <w:r>
+        <w:rPr>
+          <w:rFonts w:ascii="黑体" w:eastAsia="黑体" w:hAnsi="黑体" w:cs="黑体" w:hint="eastAsia"/>
+          <w:sz w:val="28"/>
+          <w:szCs w:val="28"/>
+        </w:rPr>
+        <w:t>作品名称：</w:t>
+      </w:r>
+      <w:r>
+        <w:rPr>
+          <w:rFonts w:ascii="黑体" w:eastAsia="黑体" w:hAnsi="黑体" w:cs="黑体" w:hint="eastAsia"/>
+          <w:sz w:val="28"/>
+          <w:szCs w:val="28"/>
+          <w:u w:val="single"/>
+        </w:rPr>
+        <w:t xml:space="preserve"> 基于RISC-V架构的CPU VHDL建模，测试与仿真验证</w:t>
+      </w:r>
+      <w:r>
+        <w:rPr>
+          <w:rFonts w:ascii="黑体" w:eastAsia="黑体" w:hAnsi="黑体" w:cs="黑体" w:hint="eastAsia"/>
+          <w:sz w:val="28"/>
+          <w:szCs w:val="28"/>
+          <w:u w:val="single"/>
+        </w:rPr>
+        <w:t xml:space="preserve">                                        </w:t>
+      </w:r>
+    </w:p>
+    <w:p>
+      <w:pPr>
+        <w:pStyle w:val="af3"/>
+        <w:widowControl/>
+        <w:spacing w:beforeLines="50" w:before="163" w:beforeAutospacing="0" w:afterLines="50" w:after="163" w:afterAutospacing="0"/>
+        <w:rPr>
+          <w:rFonts w:ascii="黑体" w:eastAsia="黑体" w:hAnsi="黑体" w:cs="黑体" w:hint="eastAsia"/>
+          <w:sz w:val="28"/>
+          <w:szCs w:val="28"/>
+          <w:u w:val="single"/>
+        </w:rPr>
+      </w:pPr>
+      <w:r>
+        <w:rPr>
+          <w:rFonts w:ascii="黑体" w:eastAsia="黑体" w:hAnsi="黑体" w:cs="黑体" w:hint="eastAsia"/>
+          <w:sz w:val="28"/>
+          <w:szCs w:val="28"/>
+        </w:rPr>
+        <w:t>队伍编号：</w:t>
+      </w:r>
+      <w:r>
+        <w:rPr>
+          <w:rFonts w:ascii="黑体" w:eastAsia="黑体" w:hAnsi="黑体" w:cs="黑体" w:hint="eastAsia"/>
+          <w:sz w:val="28"/>
+          <w:szCs w:val="28"/>
+          <w:u w:val="single"/>
+        </w:rPr>
+        <w:t xml:space="preserve"> </w:t>
+      </w:r>
+      <w:r>
+        <w:rPr>
+          <w:rFonts w:ascii="黑体" w:eastAsia="黑体" w:hAnsi="黑体" w:cs="黑体"/>
+          <w:sz w:val="28"/>
+          <w:szCs w:val="28"/>
+          <w:u w:val="single"/>
+        </w:rPr>
+        <w:t>CICC1004406</w:t>
+      </w:r>
+      <w:r>
+        <w:rPr>
+          <w:rFonts w:ascii="黑体" w:eastAsia="黑体" w:hAnsi="黑体" w:cs="黑体" w:hint="eastAsia"/>
+          <w:sz w:val="28"/>
+          <w:szCs w:val="28"/>
+          <w:u w:val="single"/>
+        </w:rPr>
+        <w:t xml:space="preserve">                       </w:t>
+      </w:r>
+      <w:r>
+        <w:rPr>
+          <w:rFonts w:ascii="黑体" w:eastAsia="黑体" w:hAnsi="黑体" w:cs="黑体" w:hint="eastAsia"/>
+          <w:sz w:val="28"/>
+          <w:szCs w:val="28"/>
+          <w:u w:val="single"/>
+        </w:rPr>
+        <w:t xml:space="preserve">      </w:t>
+      </w:r>
+      <w:r>
+        <w:rPr>
+          <w:rFonts w:ascii="黑体" w:eastAsia="黑体" w:hAnsi="黑体" w:cs="黑体" w:hint="eastAsia"/>
+          <w:sz w:val="28"/>
+          <w:szCs w:val="28"/>
+          <w:u w:val="single"/>
+        </w:rPr>
+        <w:t xml:space="preserve">               </w:t>
+      </w:r>
+    </w:p>
+    <w:p>
+      <w:pPr>
+        <w:pStyle w:val="af3"/>
+        <w:widowControl/>
+        <w:spacing w:beforeLines="50" w:before="163" w:beforeAutospacing="0" w:afterLines="50" w:after="163" w:afterAutospacing="0"/>
+        <w:rPr>
+          <w:rFonts w:ascii="黑体" w:eastAsia="黑体" w:hAnsi="黑体" w:cs="黑体" w:hint="eastAsia"/>
+          <w:sz w:val="28"/>
+          <w:szCs w:val="28"/>
+        </w:rPr>
+      </w:pPr>
+      <w:r>
+        <w:rPr>
+          <w:rFonts w:ascii="黑体" w:eastAsia="黑体" w:hAnsi="黑体" w:cs="黑体" w:hint="eastAsia"/>
+          <w:sz w:val="28"/>
+          <w:szCs w:val="28"/>
+        </w:rPr>
+        <w:t>团队名称：</w:t>
+      </w:r>
+      <w:r>
+        <w:rPr>
+          <w:rFonts w:ascii="黑体" w:eastAsia="黑体" w:hAnsi="黑体" w:cs="黑体" w:hint="eastAsia"/>
+          <w:sz w:val="28"/>
+          <w:szCs w:val="28"/>
+          <w:u w:val="single"/>
+        </w:rPr>
+        <w:t xml:space="preserve"> 摩德纳</w:t>
+      </w:r>
+      <w:r>
+        <w:rPr>
+          <w:rFonts w:ascii="黑体" w:eastAsia="黑体" w:hAnsi="黑体" w:cs="黑体" w:hint="eastAsia"/>
+          <w:sz w:val="28"/>
+          <w:szCs w:val="28"/>
+          <w:u w:val="single"/>
+        </w:rPr>
+        <w:t xml:space="preserve">   </w:t>
+      </w:r>
+      <w:r>
+        <w:rPr>
+          <w:rFonts w:ascii="黑体" w:eastAsia="黑体" w:hAnsi="黑体" w:cs="黑体" w:hint="eastAsia"/>
+          <w:sz w:val="28"/>
+          <w:szCs w:val="28"/>
+          <w:u w:val="single"/>
+        </w:rPr>
+        <w:t xml:space="preserve">         </w:t>
+      </w:r>
+      <w:r>
+        <w:rPr>
+          <w:rFonts w:ascii="黑体" w:eastAsia="黑体" w:hAnsi="黑体" w:cs="黑体" w:hint="eastAsia"/>
+          <w:sz w:val="28"/>
+          <w:szCs w:val="28"/>
+          <w:u w:val="single"/>
+        </w:rPr>
+        <w:t xml:space="preserve">                                     </w:t>
       </w:r>
     </w:p>
     <w:p>
@@ -334,9 +460,6 @@
       <w:pPr>
         <w:pStyle w:val="af1"/>
         <w:ind w:firstLine="480"/>
-        <w:rPr>
-          <w:rFonts w:hint="eastAsia"/>
-        </w:rPr>
       </w:pPr>
     </w:p>
     <w:p>
@@ -595,17 +718,11 @@
     <w:p>
       <w:pPr>
         <w:spacing w:after="0" w:line="240" w:lineRule="auto"/>
-        <w:rPr>
-          <w:rFonts w:hint="eastAsia"/>
-        </w:rPr>
       </w:pPr>
     </w:p>
     <w:p>
       <w:pPr>
         <w:spacing w:after="0" w:line="240" w:lineRule="auto"/>
-        <w:rPr>
-          <w:rFonts w:hint="eastAsia"/>
-        </w:rPr>
       </w:pPr>
     </w:p>
     <w:p>
@@ -888,11 +1005,11 @@
       <w:pPr>
         <w:pStyle w:val="af1"/>
         <w:ind w:firstLine="480"/>
-        <w:rPr>
-          <w:rFonts w:hint="eastAsia"/>
-        </w:rPr>
-      </w:pPr>
-      <w:r>
+      </w:pPr>
+      <w:r>
+        <w:rPr>
+          <w:noProof/>
+        </w:rPr>
         <w:drawing>
           <wp:inline distT="0" distB="0" distL="0" distR="0" wp14:anchorId="36D917BE" wp14:editId="27806788">
             <wp:extent cx="5760085" cy="3590290"/>
@@ -947,27 +1064,16 @@
         <w:lastRenderedPageBreak/>
         <w:t>Modena</w:t>
       </w:r>
-      <w:proofErr w:type="gramStart"/>
-      <w:r>
-        <w:rPr>
-          <w:rFonts w:hint="eastAsia"/>
-        </w:rPr>
-        <w:t>核微架构</w:t>
-      </w:r>
-      <w:proofErr w:type="gramEnd"/>
-      <w:r>
-        <w:rPr>
-          <w:rFonts w:hint="eastAsia"/>
-        </w:rPr>
-        <w:t>设计</w:t>
+      <w:r>
+        <w:rPr>
+          <w:rFonts w:hint="eastAsia"/>
+        </w:rPr>
+        <w:t>核微架构设计</w:t>
       </w:r>
     </w:p>
     <w:p>
       <w:pPr>
         <w:pStyle w:val="af2"/>
-        <w:rPr>
-          <w:rFonts w:hint="eastAsia"/>
-        </w:rPr>
       </w:pPr>
       <w:r>
         <w:rPr>
@@ -986,9 +1092,6 @@
       <w:pPr>
         <w:pStyle w:val="af1"/>
         <w:ind w:firstLine="480"/>
-        <w:rPr>
-          <w:rFonts w:hint="eastAsia"/>
-        </w:rPr>
       </w:pPr>
       <w:r>
         <w:rPr>
@@ -1024,35 +1127,7 @@
         <w:rPr>
           <w:rFonts w:hint="eastAsia"/>
         </w:rPr>
-        <w:t>M/A/</w:t>
-      </w:r>
-      <w:proofErr w:type="spellStart"/>
-      <w:r>
-        <w:rPr>
-          <w:rFonts w:hint="eastAsia"/>
-        </w:rPr>
-        <w:t>Ziscr</w:t>
-      </w:r>
-      <w:proofErr w:type="spellEnd"/>
-      <w:r>
-        <w:rPr>
-          <w:rFonts w:hint="eastAsia"/>
-        </w:rPr>
-        <w:t>/</w:t>
-      </w:r>
-      <w:proofErr w:type="spellStart"/>
-      <w:r>
-        <w:rPr>
-          <w:rFonts w:hint="eastAsia"/>
-        </w:rPr>
-        <w:t>Zifencei</w:t>
-      </w:r>
-      <w:proofErr w:type="spellEnd"/>
-      <w:r>
-        <w:rPr>
-          <w:rFonts w:hint="eastAsia"/>
-        </w:rPr>
-        <w:t>/S</w:t>
+        <w:t>M/A/Ziscr/Zifencei/S</w:t>
       </w:r>
       <w:r>
         <w:rPr>
@@ -1060,14 +1135,12 @@
         </w:rPr>
         <w:t>指令等扩展接口。在实现通过裸机程序测试的基础上为后续运行</w:t>
       </w:r>
-      <w:proofErr w:type="spellStart"/>
       <w:r>
         <w:rPr>
           <w:rFonts w:hint="eastAsia"/>
         </w:rPr>
         <w:t>linux</w:t>
       </w:r>
-      <w:proofErr w:type="spellEnd"/>
       <w:r>
         <w:rPr>
           <w:rFonts w:hint="eastAsia"/>
@@ -1104,14 +1177,12 @@
         </w:rPr>
         <w:t>通过</w:t>
       </w:r>
-      <w:proofErr w:type="spellStart"/>
       <w:r>
         <w:rPr>
           <w:rFonts w:hint="eastAsia"/>
         </w:rPr>
         <w:t>systemverilog</w:t>
       </w:r>
-      <w:proofErr w:type="spellEnd"/>
       <w:r>
         <w:rPr>
           <w:rFonts w:hint="eastAsia"/>
@@ -1159,9 +1230,6 @@
       <w:pPr>
         <w:pStyle w:val="af1"/>
         <w:ind w:firstLine="480"/>
-        <w:rPr>
-          <w:rFonts w:hint="eastAsia"/>
-        </w:rPr>
       </w:pPr>
       <w:r>
         <w:rPr>
@@ -1546,9 +1614,6 @@
       <w:pPr>
         <w:pStyle w:val="af1"/>
         <w:ind w:firstLine="480"/>
-        <w:rPr>
-          <w:rFonts w:hint="eastAsia"/>
-        </w:rPr>
       </w:pPr>
       <w:r>
         <w:rPr>
@@ -1603,10 +1668,255 @@
       <w:pPr>
         <w:pStyle w:val="af1"/>
         <w:ind w:firstLine="480"/>
-        <w:rPr>
-          <w:rFonts w:hint="eastAsia"/>
-        </w:rPr>
-      </w:pPr>
+      </w:pPr>
+    </w:p>
+    <w:p>
+      <w:pPr>
+        <w:pStyle w:val="af1"/>
+        <w:ind w:firstLine="480"/>
+      </w:pPr>
+    </w:p>
+    <w:p>
+      <w:pPr>
+        <w:pStyle w:val="af1"/>
+        <w:ind w:firstLine="480"/>
+        <w:rPr>
+          <w:rFonts w:hint="eastAsia"/>
+        </w:rPr>
+      </w:pPr>
+    </w:p>
+    <w:p>
+      <w:pPr>
+        <w:pStyle w:val="af0"/>
+        <w:numPr>
+          <w:ilvl w:val="0"/>
+          <w:numId w:val="1"/>
+        </w:numPr>
+        <w:spacing w:before="163" w:after="163"/>
+        <w:jc w:val="left"/>
+      </w:pPr>
+      <w:r>
+        <w:rPr>
+          <w:rFonts w:hint="eastAsia"/>
+        </w:rPr>
+        <w:lastRenderedPageBreak/>
+        <w:t>VHDL</w:t>
+      </w:r>
+      <w:r>
+        <w:rPr>
+          <w:rFonts w:hint="eastAsia"/>
+        </w:rPr>
+        <w:t>建模规范</w:t>
+      </w:r>
+    </w:p>
+    <w:p>
+      <w:pPr>
+        <w:pStyle w:val="af1"/>
+        <w:ind w:firstLine="480"/>
+      </w:pPr>
+      <w:r>
+        <w:rPr>
+          <w:rFonts w:hint="eastAsia"/>
+        </w:rPr>
+        <w:t>代码文件上，本项目一个文件夹对应一个模块，便于模块的升级与</w:t>
+      </w:r>
+      <w:r>
+        <w:rPr>
+          <w:rFonts w:hint="eastAsia"/>
+        </w:rPr>
+        <w:t>CPU</w:t>
+      </w:r>
+      <w:r>
+        <w:rPr>
+          <w:rFonts w:hint="eastAsia"/>
+        </w:rPr>
+        <w:t>综合设计。模块上是按照功能域划分的文件夹，分</w:t>
+      </w:r>
+      <w:r>
+        <w:rPr>
+          <w:rFonts w:hint="eastAsia"/>
+        </w:rPr>
+        <w:t>为</w:t>
+      </w:r>
+      <w:r>
+        <w:rPr>
+          <w:rFonts w:hint="eastAsia"/>
+        </w:rPr>
+        <w:t>frontend</w:t>
+      </w:r>
+      <w:r>
+        <w:rPr>
+          <w:rFonts w:hint="eastAsia"/>
+        </w:rPr>
+        <w:t>，</w:t>
+      </w:r>
+      <w:r>
+        <w:rPr>
+          <w:rFonts w:hint="eastAsia"/>
+        </w:rPr>
+        <w:t>decoder</w:t>
+      </w:r>
+      <w:r>
+        <w:rPr>
+          <w:rFonts w:hint="eastAsia"/>
+        </w:rPr>
+        <w:t>，</w:t>
+      </w:r>
+      <w:r>
+        <w:rPr>
+          <w:rFonts w:hint="eastAsia"/>
+        </w:rPr>
+        <w:t>execution</w:t>
+      </w:r>
+      <w:r>
+        <w:rPr>
+          <w:rFonts w:hint="eastAsia"/>
+        </w:rPr>
+        <w:t>，</w:t>
+      </w:r>
+      <w:r>
+        <w:rPr>
+          <w:rFonts w:hint="eastAsia"/>
+        </w:rPr>
+        <w:t>memory</w:t>
+      </w:r>
+      <w:r>
+        <w:rPr>
+          <w:rFonts w:hint="eastAsia"/>
+        </w:rPr>
+        <w:t>，</w:t>
+      </w:r>
+      <w:r>
+        <w:rPr>
+          <w:rFonts w:hint="eastAsia"/>
+        </w:rPr>
+        <w:t>commit</w:t>
+      </w:r>
+      <w:r>
+        <w:rPr>
+          <w:rFonts w:hint="eastAsia"/>
+        </w:rPr>
+        <w:t>，</w:t>
+      </w:r>
+      <w:r>
+        <w:rPr>
+          <w:rFonts w:hint="eastAsia"/>
+        </w:rPr>
+        <w:t>control</w:t>
+      </w:r>
+      <w:r>
+        <w:rPr>
+          <w:rFonts w:hint="eastAsia"/>
+        </w:rPr>
+        <w:t>，</w:t>
+      </w:r>
+      <w:r>
+        <w:rPr>
+          <w:rFonts w:hint="eastAsia"/>
+        </w:rPr>
+        <w:t>top</w:t>
+      </w:r>
+      <w:r>
+        <w:rPr>
+          <w:rFonts w:hint="eastAsia"/>
+        </w:rPr>
+        <w:t>和</w:t>
+      </w:r>
+      <w:r>
+        <w:rPr>
+          <w:rFonts w:hint="eastAsia"/>
+        </w:rPr>
+        <w:t>include</w:t>
+      </w:r>
+      <w:r>
+        <w:rPr>
+          <w:rFonts w:hint="eastAsia"/>
+        </w:rPr>
+        <w:t>文件夹。所有的公共类型，枚举和结构体均定义在</w:t>
+      </w:r>
+      <w:r>
+        <w:rPr>
+          <w:rFonts w:hint="eastAsia"/>
+        </w:rPr>
+        <w:t>include/cpu_pkg.sv</w:t>
+      </w:r>
+      <w:r>
+        <w:rPr>
+          <w:rFonts w:hint="eastAsia"/>
+        </w:rPr>
+        <w:t>中，通过</w:t>
+      </w:r>
+      <w:r>
+        <w:rPr>
+          <w:rFonts w:hint="eastAsia"/>
+        </w:rPr>
+        <w:t>package</w:t>
+      </w:r>
+      <w:r>
+        <w:rPr>
+          <w:rFonts w:hint="eastAsia"/>
+        </w:rPr>
+        <w:t>进行封装。</w:t>
+      </w:r>
+    </w:p>
+    <w:p>
+      <w:pPr>
+        <w:pStyle w:val="af1"/>
+        <w:ind w:firstLine="480"/>
+      </w:pPr>
+      <w:r>
+        <w:rPr>
+          <w:rFonts w:hint="eastAsia"/>
+        </w:rPr>
+        <w:t>命名规范：默认为全小写，以下划线分割，但是参数命名为全大写，枚举和结构体后缀“</w:t>
+      </w:r>
+      <w:r>
+        <w:rPr>
+          <w:rFonts w:hint="eastAsia"/>
+        </w:rPr>
+        <w:t>_t</w:t>
+      </w:r>
+      <w:r>
+        <w:rPr>
+          <w:rFonts w:hint="eastAsia"/>
+        </w:rPr>
+        <w:t>”。</w:t>
+      </w:r>
+    </w:p>
+    <w:p>
+      <w:pPr>
+        <w:pStyle w:val="af1"/>
+        <w:ind w:firstLine="480"/>
+      </w:pPr>
+    </w:p>
+    <w:p>
+      <w:pPr>
+        <w:spacing w:after="0" w:line="240" w:lineRule="auto"/>
+        <w:rPr>
+          <w:rFonts w:cstheme="minorBidi" w:hint="eastAsia"/>
+        </w:rPr>
+      </w:pPr>
+      <w:r>
+        <w:br w:type="page"/>
+      </w:r>
+    </w:p>
+    <w:p>
+      <w:pPr>
+        <w:pStyle w:val="af0"/>
+        <w:numPr>
+          <w:ilvl w:val="0"/>
+          <w:numId w:val="1"/>
+        </w:numPr>
+        <w:spacing w:before="163" w:after="163"/>
+        <w:jc w:val="left"/>
+      </w:pPr>
+      <w:r>
+        <w:rPr>
+          <w:rFonts w:hint="eastAsia"/>
+        </w:rPr>
+        <w:lastRenderedPageBreak/>
+        <w:t>验证计划与测试报告</w:t>
+      </w:r>
     </w:p>
     <w:p>
       <w:pPr>
@@ -1615,19 +1925,870 @@
           <w:rFonts w:hint="eastAsia"/>
         </w:rPr>
       </w:pPr>
+      <w:r>
+        <w:rPr>
+          <w:rFonts w:hint="eastAsia"/>
+        </w:rPr>
+        <w:t>4.1.</w:t>
+      </w:r>
+      <w:r>
+        <w:rPr>
+          <w:rFonts w:hint="eastAsia"/>
+        </w:rPr>
+        <w:t>验证计划</w:t>
+      </w:r>
+    </w:p>
+    <w:p>
+      <w:pPr>
+        <w:pStyle w:val="af1"/>
+        <w:ind w:firstLine="480"/>
+      </w:pPr>
+      <w:r>
+        <w:rPr>
+          <w:rFonts w:hint="eastAsia"/>
+        </w:rPr>
+        <w:t>本项目验证计划分为</w:t>
+      </w:r>
+      <w:r>
+        <w:rPr>
+          <w:rFonts w:hint="eastAsia"/>
+        </w:rPr>
+        <w:t>6</w:t>
+      </w:r>
+      <w:r>
+        <w:rPr>
+          <w:rFonts w:hint="eastAsia"/>
+        </w:rPr>
+        <w:t>个阶段。</w:t>
+      </w:r>
+    </w:p>
+    <w:p>
+      <w:pPr>
+        <w:pStyle w:val="af1"/>
+        <w:ind w:firstLine="480"/>
+        <w:rPr>
+          <w:rFonts w:hint="eastAsia"/>
+        </w:rPr>
+      </w:pPr>
+      <w:r>
+        <w:rPr>
+          <w:rFonts w:hint="eastAsia"/>
+        </w:rPr>
+        <w:t>阶段一，基础运算与存储单元，该部分模块独立性较高，不依赖流水线上下文。包含以下模块：</w:t>
+      </w:r>
+      <w:r>
+        <w:rPr>
+          <w:rFonts w:hint="eastAsia"/>
+        </w:rPr>
+        <w:t>alu_island</w:t>
+      </w:r>
+      <w:r>
+        <w:rPr>
+          <w:rFonts w:hint="eastAsia"/>
+        </w:rPr>
+        <w:t>，</w:t>
+      </w:r>
+      <w:r>
+        <w:rPr>
+          <w:rFonts w:hint="eastAsia"/>
+        </w:rPr>
+        <w:t>agu</w:t>
+      </w:r>
+      <w:r>
+        <w:rPr>
+          <w:rFonts w:hint="eastAsia"/>
+        </w:rPr>
+        <w:t>，</w:t>
+      </w:r>
+      <w:r>
+        <w:rPr>
+          <w:rFonts w:hint="eastAsia"/>
+        </w:rPr>
+        <w:t>regfile</w:t>
+      </w:r>
+      <w:r>
+        <w:rPr>
+          <w:rFonts w:hint="eastAsia"/>
+        </w:rPr>
+        <w:t>，</w:t>
+      </w:r>
+      <w:r>
+        <w:rPr>
+          <w:rFonts w:hint="eastAsia"/>
+        </w:rPr>
+        <w:t>mul_div_island</w:t>
+      </w:r>
+      <w:r>
+        <w:rPr>
+          <w:rFonts w:hint="eastAsia"/>
+        </w:rPr>
+        <w:tab/>
+      </w:r>
+      <w:r>
+        <w:rPr>
+          <w:rFonts w:hint="eastAsia"/>
+        </w:rPr>
+        <w:t>，</w:t>
+      </w:r>
+      <w:r>
+        <w:rPr>
+          <w:rFonts w:hint="eastAsia"/>
+        </w:rPr>
+        <w:t>bypass_network</w:t>
+      </w:r>
+    </w:p>
+    <w:p>
+      <w:pPr>
+        <w:pStyle w:val="af1"/>
+        <w:ind w:firstLine="480"/>
+        <w:rPr>
+          <w:rFonts w:hint="eastAsia"/>
+        </w:rPr>
+      </w:pPr>
+      <w:r>
+        <w:rPr>
+          <w:rFonts w:hint="eastAsia"/>
+        </w:rPr>
+        <w:t>第二阶段：前端取指与分支预测子系统</w:t>
+      </w:r>
+      <w:r>
+        <w:rPr>
+          <w:rFonts w:hint="eastAsia"/>
+        </w:rPr>
+        <w:t>，目标是验证前端的设计。包括一下模块：</w:t>
+      </w:r>
+      <w:r>
+        <w:rPr>
+          <w:rFonts w:hint="eastAsia"/>
+        </w:rPr>
+        <w:t>btb</w:t>
+      </w:r>
+      <w:r>
+        <w:rPr>
+          <w:rFonts w:hint="eastAsia"/>
+        </w:rPr>
+        <w:tab/>
+      </w:r>
+      <w:r>
+        <w:rPr>
+          <w:rFonts w:hint="eastAsia"/>
+        </w:rPr>
+        <w:t>，</w:t>
+      </w:r>
+      <w:r>
+        <w:rPr>
+          <w:rFonts w:hint="eastAsia"/>
+        </w:rPr>
+        <w:t>ras</w:t>
+      </w:r>
+      <w:r>
+        <w:rPr>
+          <w:rFonts w:hint="eastAsia"/>
+        </w:rPr>
+        <w:t>，</w:t>
+      </w:r>
+      <w:r>
+        <w:rPr>
+          <w:rFonts w:hint="eastAsia"/>
+        </w:rPr>
+        <w:t>perceptron_predictor</w:t>
+      </w:r>
+      <w:r>
+        <w:rPr>
+          <w:rFonts w:hint="eastAsia"/>
+        </w:rPr>
+        <w:t>，</w:t>
+      </w:r>
+      <w:r>
+        <w:rPr>
+          <w:rFonts w:hint="eastAsia"/>
+        </w:rPr>
+        <w:t>branch_folder</w:t>
+      </w:r>
+      <w:r>
+        <w:rPr>
+          <w:rFonts w:hint="eastAsia"/>
+        </w:rPr>
+        <w:t>，</w:t>
+      </w:r>
+      <w:r>
+        <w:rPr>
+          <w:rFonts w:hint="eastAsia"/>
+        </w:rPr>
+        <w:t>pc_gen</w:t>
+      </w:r>
+      <w:r>
+        <w:rPr>
+          <w:rFonts w:hint="eastAsia"/>
+        </w:rPr>
+        <w:t>，</w:t>
+      </w:r>
+      <w:r>
+        <w:rPr>
+          <w:rFonts w:hint="eastAsia"/>
+        </w:rPr>
+        <w:t>icache</w:t>
+      </w:r>
+      <w:r>
+        <w:rPr>
+          <w:rFonts w:hint="eastAsia"/>
+        </w:rPr>
+        <w:t>，</w:t>
+      </w:r>
+      <w:r>
+        <w:rPr>
+          <w:rFonts w:hint="eastAsia"/>
+        </w:rPr>
+        <w:t>itcm</w:t>
+      </w:r>
+      <w:r>
+        <w:rPr>
+          <w:rFonts w:hint="eastAsia"/>
+        </w:rPr>
+        <w:t>，</w:t>
+      </w:r>
+      <w:r>
+        <w:rPr>
+          <w:rFonts w:hint="eastAsia"/>
+        </w:rPr>
+        <w:t>inst_aligner</w:t>
+      </w:r>
+      <w:r>
+        <w:rPr>
+          <w:rFonts w:hint="eastAsia"/>
+        </w:rPr>
+        <w:t>，最后综合测试流水线</w:t>
+      </w:r>
+      <w:r>
+        <w:rPr>
+          <w:rFonts w:hint="eastAsia"/>
+        </w:rPr>
+        <w:t>IF</w:t>
+      </w:r>
+      <w:r>
+        <w:rPr>
+          <w:rFonts w:hint="eastAsia"/>
+        </w:rPr>
+        <w:t>级</w:t>
+      </w:r>
+      <w:r>
+        <w:rPr>
+          <w:rFonts w:hint="eastAsia"/>
+        </w:rPr>
+        <w:t>的功能设计。</w:t>
+      </w:r>
+    </w:p>
+    <w:p>
+      <w:pPr>
+        <w:pStyle w:val="af1"/>
+        <w:ind w:firstLine="480"/>
+        <w:rPr>
+          <w:rFonts w:hint="eastAsia"/>
+        </w:rPr>
+      </w:pPr>
+      <w:r>
+        <w:rPr>
+          <w:rFonts w:hint="eastAsia"/>
+        </w:rPr>
+        <w:t>第三阶段：译码与调度子系统</w:t>
+      </w:r>
+      <w:r>
+        <w:rPr>
+          <w:rFonts w:hint="eastAsia"/>
+        </w:rPr>
+        <w:t>，</w:t>
+      </w:r>
+      <w:r>
+        <w:rPr>
+          <w:rFonts w:hint="eastAsia"/>
+        </w:rPr>
+        <w:t>验证</w:t>
+      </w:r>
+      <w:r>
+        <w:rPr>
+          <w:rFonts w:hint="eastAsia"/>
+        </w:rPr>
+        <w:t>ID</w:t>
+      </w:r>
+      <w:r>
+        <w:rPr>
+          <w:rFonts w:hint="eastAsia"/>
+        </w:rPr>
+        <w:t>阶段的译码、依赖检测和</w:t>
+      </w:r>
+      <w:r>
+        <w:rPr>
+          <w:rFonts w:hint="eastAsia"/>
+        </w:rPr>
+        <w:t>DAE</w:t>
+      </w:r>
+      <w:r>
+        <w:rPr>
+          <w:rFonts w:hint="eastAsia"/>
+        </w:rPr>
+        <w:t>分流功能，确保指令正确分发。</w:t>
+      </w:r>
+      <w:r>
+        <w:rPr>
+          <w:rFonts w:hint="eastAsia"/>
+        </w:rPr>
+        <w:t>验证模块如下：</w:t>
+      </w:r>
+      <w:r>
+        <w:t xml:space="preserve"> </w:t>
+      </w:r>
+      <w:r>
+        <w:rPr>
+          <w:rFonts w:hint="eastAsia"/>
+        </w:rPr>
+        <w:t>decoder</w:t>
+      </w:r>
+      <w:r>
+        <w:rPr>
+          <w:rFonts w:hint="eastAsia"/>
+        </w:rPr>
+        <w:t>，</w:t>
+      </w:r>
+      <w:r>
+        <w:rPr>
+          <w:rFonts w:hint="eastAsia"/>
+        </w:rPr>
+        <w:t>dep_checker</w:t>
+      </w:r>
+      <w:r>
+        <w:rPr>
+          <w:rFonts w:hint="eastAsia"/>
+        </w:rPr>
+        <w:t>，</w:t>
+      </w:r>
+      <w:r>
+        <w:rPr>
+          <w:rFonts w:hint="eastAsia"/>
+        </w:rPr>
+        <w:t>dae_splitter</w:t>
+      </w:r>
+      <w:r>
+        <w:rPr>
+          <w:rFonts w:hint="eastAsia"/>
+        </w:rPr>
+        <w:t>以及流水线</w:t>
+      </w:r>
+      <w:r>
+        <w:rPr>
+          <w:rFonts w:hint="eastAsia"/>
+        </w:rPr>
+        <w:t>ID</w:t>
+      </w:r>
+      <w:r>
+        <w:rPr>
+          <w:rFonts w:hint="eastAsia"/>
+        </w:rPr>
+        <w:t>级</w:t>
+      </w:r>
+      <w:r>
+        <w:rPr>
+          <w:rFonts w:hint="eastAsia"/>
+        </w:rPr>
+        <w:t>综合验证。</w:t>
+      </w:r>
+    </w:p>
+    <w:p>
+      <w:pPr>
+        <w:pStyle w:val="af1"/>
+        <w:ind w:firstLine="480"/>
+        <w:rPr>
+          <w:rFonts w:hint="eastAsia"/>
+        </w:rPr>
+      </w:pPr>
+      <w:r>
+        <w:rPr>
+          <w:rFonts w:hint="eastAsia"/>
+        </w:rPr>
+        <w:t>第四阶段：验证</w:t>
+      </w:r>
+      <w:r>
+        <w:rPr>
+          <w:rFonts w:hint="eastAsia"/>
+        </w:rPr>
+        <w:t>EX1-EX3</w:t>
+      </w:r>
+      <w:r>
+        <w:rPr>
+          <w:rFonts w:hint="eastAsia"/>
+        </w:rPr>
+        <w:t>阶段的数据通路、异步写回和提交逻辑</w:t>
+      </w:r>
+      <w:r>
+        <w:rPr>
+          <w:rFonts w:hint="eastAsia"/>
+        </w:rPr>
+        <w:t>。包括：</w:t>
+      </w:r>
+      <w:r>
+        <w:rPr>
+          <w:rFonts w:hint="eastAsia"/>
+        </w:rPr>
+        <w:t>maq</w:t>
+      </w:r>
+      <w:r>
+        <w:rPr>
+          <w:rFonts w:hint="eastAsia"/>
+        </w:rPr>
+        <w:t>，</w:t>
+      </w:r>
+      <w:r>
+        <w:rPr>
+          <w:rFonts w:hint="eastAsia"/>
+        </w:rPr>
+        <w:t>eiq</w:t>
+      </w:r>
+      <w:r>
+        <w:rPr>
+          <w:rFonts w:hint="eastAsia"/>
+        </w:rPr>
+        <w:t>，</w:t>
+      </w:r>
+      <w:r>
+        <w:rPr>
+          <w:rFonts w:hint="eastAsia"/>
+        </w:rPr>
+        <w:t>bru_island</w:t>
+      </w:r>
+      <w:r>
+        <w:rPr>
+          <w:rFonts w:hint="eastAsia"/>
+        </w:rPr>
+        <w:t>，</w:t>
+      </w:r>
+      <w:r>
+        <w:rPr>
+          <w:rFonts w:hint="eastAsia"/>
+        </w:rPr>
+        <w:t>srb</w:t>
+      </w:r>
+      <w:r>
+        <w:rPr>
+          <w:rFonts w:hint="eastAsia"/>
+        </w:rPr>
+        <w:t>，</w:t>
+      </w:r>
+      <w:r>
+        <w:rPr>
+          <w:rFonts w:hint="eastAsia"/>
+        </w:rPr>
+        <w:t>store_buffer</w:t>
+      </w:r>
+      <w:r>
+        <w:rPr>
+          <w:rFonts w:hint="eastAsia"/>
+        </w:rPr>
+        <w:t>，</w:t>
+      </w:r>
+      <w:r>
+        <w:rPr>
+          <w:rFonts w:hint="eastAsia"/>
+        </w:rPr>
+        <w:t>writeback_sync</w:t>
+      </w:r>
+      <w:r>
+        <w:rPr>
+          <w:rFonts w:hint="eastAsia"/>
+        </w:rPr>
+        <w:t xml:space="preserve"> </w:t>
+      </w:r>
+    </w:p>
+    <w:p>
+      <w:pPr>
+        <w:pStyle w:val="af1"/>
+        <w:ind w:firstLine="480"/>
+        <w:rPr>
+          <w:rFonts w:hint="eastAsia"/>
+        </w:rPr>
+      </w:pPr>
+      <w:r>
+        <w:rPr>
+          <w:rFonts w:hint="eastAsia"/>
+        </w:rPr>
+        <w:t>第五阶段：</w:t>
+      </w:r>
+      <w:r>
+        <w:rPr>
+          <w:rFonts w:hint="eastAsia"/>
+        </w:rPr>
+        <w:t>验证</w:t>
+      </w:r>
+      <w:r>
+        <w:rPr>
+          <w:rFonts w:hint="eastAsia"/>
+        </w:rPr>
+        <w:t>存储子系统</w:t>
+      </w:r>
+      <w:r>
+        <w:rPr>
+          <w:rFonts w:hint="eastAsia"/>
+        </w:rPr>
+        <w:t>，即</w:t>
+      </w:r>
+      <w:r>
+        <w:rPr>
+          <w:rFonts w:hint="eastAsia"/>
+        </w:rPr>
+        <w:t>D-Cache</w:t>
+      </w:r>
+      <w:r>
+        <w:rPr>
+          <w:rFonts w:hint="eastAsia"/>
+        </w:rPr>
+        <w:t>、</w:t>
+      </w:r>
+      <w:r>
+        <w:rPr>
+          <w:rFonts w:hint="eastAsia"/>
+        </w:rPr>
+        <w:t>TCM</w:t>
+      </w:r>
+      <w:r>
+        <w:rPr>
+          <w:rFonts w:hint="eastAsia"/>
+        </w:rPr>
+        <w:t>、</w:t>
+      </w:r>
+      <w:r>
+        <w:rPr>
+          <w:rFonts w:hint="eastAsia"/>
+        </w:rPr>
+        <w:t>MSHR</w:t>
+      </w:r>
+      <w:r>
+        <w:rPr>
+          <w:rFonts w:hint="eastAsia"/>
+        </w:rPr>
+        <w:t>、预取器和</w:t>
+      </w:r>
+      <w:r>
+        <w:rPr>
+          <w:rFonts w:hint="eastAsia"/>
+        </w:rPr>
+        <w:t>AXI</w:t>
+      </w:r>
+      <w:r>
+        <w:rPr>
+          <w:rFonts w:hint="eastAsia"/>
+        </w:rPr>
+        <w:t>接口的正确性。</w:t>
+      </w:r>
+      <w:r>
+        <w:rPr>
+          <w:rFonts w:hint="eastAsia"/>
+        </w:rPr>
+        <w:t>包括一下模块：</w:t>
+      </w:r>
+      <w:r>
+        <w:rPr>
+          <w:rFonts w:hint="eastAsia"/>
+        </w:rPr>
+        <w:t>axi_interface</w:t>
+      </w:r>
+      <w:r>
+        <w:rPr>
+          <w:rFonts w:hint="eastAsia"/>
+        </w:rPr>
+        <w:t>，</w:t>
+      </w:r>
+      <w:r>
+        <w:rPr>
+          <w:rFonts w:hint="eastAsia"/>
+        </w:rPr>
+        <w:t>mshr</w:t>
+      </w:r>
+      <w:r>
+        <w:rPr>
+          <w:rFonts w:hint="eastAsia"/>
+        </w:rPr>
+        <w:tab/>
+      </w:r>
+      <w:r>
+        <w:rPr>
+          <w:rFonts w:hint="eastAsia"/>
+        </w:rPr>
+        <w:t>，</w:t>
+      </w:r>
+      <w:r>
+        <w:rPr>
+          <w:rFonts w:hint="eastAsia"/>
+        </w:rPr>
+        <w:t>dcache</w:t>
+      </w:r>
+      <w:r>
+        <w:rPr>
+          <w:rFonts w:hint="eastAsia"/>
+        </w:rPr>
+        <w:t>，</w:t>
+      </w:r>
+      <w:r>
+        <w:rPr>
+          <w:rFonts w:hint="eastAsia"/>
+        </w:rPr>
+        <w:t>tcm</w:t>
+      </w:r>
+      <w:r>
+        <w:rPr>
+          <w:rFonts w:hint="eastAsia"/>
+        </w:rPr>
+        <w:t>，</w:t>
+      </w:r>
+      <w:r>
+        <w:rPr>
+          <w:rFonts w:hint="eastAsia"/>
+        </w:rPr>
+        <w:t>stride_prefetcher</w:t>
+      </w:r>
+      <w:r>
+        <w:rPr>
+          <w:rFonts w:hint="eastAsia"/>
+        </w:rPr>
+        <w:t>以及</w:t>
+      </w:r>
+      <w:r>
+        <w:rPr>
+          <w:rFonts w:hint="eastAsia"/>
+        </w:rPr>
+        <w:t>存储子系统集成</w:t>
+      </w:r>
+      <w:r>
+        <w:rPr>
+          <w:rFonts w:hint="eastAsia"/>
+        </w:rPr>
+        <w:t>验证。</w:t>
+      </w:r>
+    </w:p>
+    <w:p>
+      <w:pPr>
+        <w:pStyle w:val="af1"/>
+        <w:ind w:firstLine="480"/>
+      </w:pPr>
+      <w:r>
+        <w:rPr>
+          <w:rFonts w:hint="eastAsia"/>
+        </w:rPr>
+        <w:t>第六阶段：全局控制与系统集成</w:t>
+      </w:r>
+      <w:r>
+        <w:rPr>
+          <w:rFonts w:hint="eastAsia"/>
+        </w:rPr>
+        <w:t>，</w:t>
+      </w:r>
+      <w:r>
+        <w:rPr>
+          <w:rFonts w:hint="eastAsia"/>
+        </w:rPr>
+        <w:t>目标：集成全部模块，验证流水线全局控制和异常处理，形成完整的</w:t>
+      </w:r>
+      <w:r>
+        <w:rPr>
+          <w:rFonts w:hint="eastAsia"/>
+        </w:rPr>
+        <w:t>CPU</w:t>
+      </w:r>
+      <w:r>
+        <w:rPr>
+          <w:rFonts w:hint="eastAsia"/>
+        </w:rPr>
+        <w:t>核心。</w:t>
+      </w:r>
+      <w:r>
+        <w:rPr>
+          <w:rFonts w:hint="eastAsia"/>
+        </w:rPr>
+        <w:t>验证：</w:t>
+      </w:r>
+      <w:r>
+        <w:rPr>
+          <w:rFonts w:hint="eastAsia"/>
+        </w:rPr>
+        <w:t>exception_handler</w:t>
+      </w:r>
+      <w:r>
+        <w:rPr>
+          <w:rFonts w:hint="eastAsia"/>
+        </w:rPr>
+        <w:t>，</w:t>
+      </w:r>
+      <w:r>
+        <w:rPr>
+          <w:rFonts w:hint="eastAsia"/>
+        </w:rPr>
+        <w:t>flush_controller</w:t>
+      </w:r>
+      <w:r>
+        <w:rPr>
+          <w:rFonts w:hint="eastAsia"/>
+        </w:rPr>
+        <w:tab/>
+      </w:r>
+      <w:r>
+        <w:rPr>
+          <w:rFonts w:hint="eastAsia"/>
+        </w:rPr>
+        <w:t>和</w:t>
+      </w:r>
+      <w:r>
+        <w:rPr>
+          <w:rFonts w:hint="eastAsia"/>
+        </w:rPr>
+        <w:t>perf_counters</w:t>
+      </w:r>
+      <w:r>
+        <w:rPr>
+          <w:rFonts w:hint="eastAsia"/>
+        </w:rPr>
+        <w:t>模块以及</w:t>
+      </w:r>
+      <w:r>
+        <w:rPr>
+          <w:rFonts w:hint="eastAsia"/>
+        </w:rPr>
+        <w:t>顶层集成</w:t>
+      </w:r>
+      <w:r>
+        <w:rPr>
+          <w:rFonts w:hint="eastAsia"/>
+        </w:rPr>
+        <w:t>，实现</w:t>
+      </w:r>
+      <w:r>
+        <w:rPr>
+          <w:rFonts w:hint="eastAsia"/>
+        </w:rPr>
+        <w:t>IF</w:t>
+      </w:r>
+      <w:r>
+        <w:rPr>
+          <w:rFonts w:hint="eastAsia"/>
+        </w:rPr>
+        <w:t>→</w:t>
+      </w:r>
+      <w:r>
+        <w:rPr>
+          <w:rFonts w:hint="eastAsia"/>
+        </w:rPr>
+        <w:t>ID</w:t>
+      </w:r>
+      <w:r>
+        <w:rPr>
+          <w:rFonts w:hint="eastAsia"/>
+        </w:rPr>
+        <w:t>→</w:t>
+      </w:r>
+      <w:r>
+        <w:rPr>
+          <w:rFonts w:hint="eastAsia"/>
+        </w:rPr>
+        <w:t>EX1</w:t>
+      </w:r>
+      <w:r>
+        <w:rPr>
+          <w:rFonts w:hint="eastAsia"/>
+        </w:rPr>
+        <w:t>→</w:t>
+      </w:r>
+      <w:r>
+        <w:rPr>
+          <w:rFonts w:hint="eastAsia"/>
+        </w:rPr>
+        <w:t>EX2</w:t>
+      </w:r>
+      <w:r>
+        <w:rPr>
+          <w:rFonts w:hint="eastAsia"/>
+        </w:rPr>
+        <w:t>→</w:t>
+      </w:r>
+      <w:r>
+        <w:rPr>
+          <w:rFonts w:hint="eastAsia"/>
+        </w:rPr>
+        <w:t>EX3</w:t>
+      </w:r>
+      <w:r>
+        <w:rPr>
+          <w:rFonts w:hint="eastAsia"/>
+        </w:rPr>
+        <w:t>→</w:t>
+      </w:r>
+      <w:r>
+        <w:rPr>
+          <w:rFonts w:hint="eastAsia"/>
+        </w:rPr>
+        <w:t>MEM</w:t>
+      </w:r>
+      <w:r>
+        <w:rPr>
+          <w:rFonts w:hint="eastAsia"/>
+        </w:rPr>
+        <w:t>完整流水线，所有模块互联</w:t>
+      </w:r>
+      <w:r>
+        <w:rPr>
+          <w:rFonts w:hint="eastAsia"/>
+        </w:rPr>
+        <w:t>。最后进行</w:t>
+      </w:r>
+      <w:r>
+        <w:rPr>
+          <w:rFonts w:hint="eastAsia"/>
+        </w:rPr>
+        <w:t>系统级验证</w:t>
+      </w:r>
+      <w:r>
+        <w:rPr>
+          <w:rFonts w:hint="eastAsia"/>
+        </w:rPr>
+        <w:t>运行</w:t>
+      </w:r>
+      <w:r>
+        <w:rPr>
+          <w:rFonts w:hint="eastAsia"/>
+        </w:rPr>
+        <w:t>CoreMark</w:t>
+      </w:r>
+      <w:r>
+        <w:rPr>
+          <w:rFonts w:hint="eastAsia"/>
+        </w:rPr>
+        <w:t>等测试程序。</w:t>
+      </w:r>
     </w:p>
     <w:p>
       <w:pPr>
         <w:pStyle w:val="af2"/>
-      </w:pPr>
-    </w:p>
-    <w:p>
-      <w:pPr>
-        <w:pStyle w:val="af2"/>
-        <w:rPr>
-          <w:rFonts w:hint="eastAsia"/>
-        </w:rPr>
-      </w:pPr>
+        <w:numPr>
+          <w:ilvl w:val="1"/>
+          <w:numId w:val="1"/>
+        </w:numPr>
+      </w:pPr>
+      <w:r>
+        <w:rPr>
+          <w:rFonts w:hint="eastAsia"/>
+        </w:rPr>
+        <w:t>验证报告</w:t>
+      </w:r>
+    </w:p>
+    <w:p>
+      <w:pPr>
+        <w:pStyle w:val="af1"/>
+        <w:ind w:firstLine="480"/>
+        <w:rPr>
+          <w:rFonts w:hint="eastAsia"/>
+        </w:rPr>
+      </w:pPr>
+      <w:r>
+        <w:rPr>
+          <w:rFonts w:hint="eastAsia"/>
+        </w:rPr>
+        <w:t>由于工具的兼容性问题，暂时无法完成验证。预计初赛前能够解决并针对部分模块进行升级或修改。</w:t>
+      </w:r>
     </w:p>
     <w:p>
       <w:pPr>
@@ -1667,9 +2828,9 @@
 <w:numbering xmlns:wpc="http://schemas.microsoft.com/office/word/2010/wordprocessingCanvas" xmlns:cx="http://schemas.microsoft.com/office/drawing/2014/chartex" xmlns:cx1="http://schemas.microsoft.com/office/drawing/2015/9/8/chartex" xmlns:cx2="http://schemas.microsoft.com/office/drawing/2015/10/21/chartex" xmlns:cx3="http://schemas.microsoft.com/office/drawing/2016/5/9/chartex" xmlns:cx4="http://schemas.microsoft.com/office/drawing/2016/5/10/chartex" xmlns:cx5="http://schemas.microsoft.com/office/drawing/2016/5/11/chartex" xmlns:cx6="http://schemas.microsoft.com/office/drawing/2016/5/12/chartex" xmlns:cx7="http://schemas.microsoft.com/office/drawing/2016/5/13/chartex" xmlns:cx8="http://schemas.microsoft.com/office/drawing/2016/5/14/chartex" xmlns:mc="http://schemas.openxmlformats.org/markup-compatibility/2006" xmlns:aink="http://schemas.microsoft.com/office/drawing/2016/ink" xmlns:am3d="http://schemas.microsoft.com/office/drawing/2017/model3d" xmlns:o="urn:schemas-microsoft-com:office:office" xmlns:oel="http://schemas.microsoft.com/office/2019/extlst" xmlns:r="http://schemas.openxmlformats.org/officeDocument/2006/relationships" xmlns:m="http://schemas.openxmlformats.org/officeDocument/2006/math" xmlns:v="urn:schemas-microsoft-com:vml" xmlns:wp14="http://schemas.microsoft.com/office/word/2010/wordprocessingDrawing" xmlns:wp="http://schemas.openxmlformats.org/drawingml/2006/wordprocessingDrawing" xmlns:w10="urn:schemas-microsoft-com:office:word" xmlns:w="http://schemas.openxmlformats.org/wordprocessingml/2006/main" xmlns:w14="http://schemas.microsoft.com/office/word/2010/wordml" xmlns:w15="http://schemas.microsoft.com/office/word/2012/wordml" xmlns:w16cex="http://schemas.microsoft.com/office/word/2018/wordml/cex" xmlns:w16cid="http://schemas.microsoft.com/office/word/2016/wordml/cid" xmlns:w16="http://schemas.microsoft.com/office/word/2018/wordml" xmlns:w16du="http://schemas.microsoft.com/office/word/2023/wordml/word16du" xmlns:w16sdtdh="http://schemas.microsoft.com/office/word/2020/wordml/sdtdatahash" xmlns:w16sdtfl="http://schemas.microsoft.com/office/word/2024/wordml/sdtformatlock" xmlns:w16se="http://schemas.microsoft.com/office/word/2015/wordml/symex" xmlns:wpg="http://schemas.microsoft.com/office/word/2010/wordprocessingGroup" xmlns:wpi="http://schemas.microsoft.com/office/word/2010/wordprocessingInk" xmlns:wne="http://schemas.microsoft.com/office/word/2006/wordml" xmlns:wps="http://schemas.microsoft.com/office/word/2010/wordprocessingShape" mc:Ignorable="w14 w15 w16se w16cid w16 w16cex w16sdtdh w16sdtfl w16du wp14">
   <w:abstractNum w:abstractNumId="0" w15:restartNumberingAfterBreak="0">
     <w:nsid w:val="313D414B"/>
-    <w:multiLevelType w:val="hybridMultilevel"/>
-    <w:tmpl w:val="394C97E6"/>
-    <w:lvl w:ilvl="0" w:tplc="2C48517A">
+    <w:multiLevelType w:val="multilevel"/>
+    <w:tmpl w:val="B76ACE32"/>
+    <w:lvl w:ilvl="0">
       <w:start w:val="1"/>
       <w:numFmt w:val="decimal"/>
       <w:lvlText w:val="%1."/>
@@ -1681,77 +2842,109 @@
         <w:rFonts w:hint="default"/>
       </w:rPr>
     </w:lvl>
-    <w:lvl w:ilvl="1" w:tplc="04090019" w:tentative="1">
-      <w:start w:val="1"/>
-      <w:numFmt w:val="lowerLetter"/>
-      <w:lvlText w:val="%2)"/>
+    <w:lvl w:ilvl="1">
+      <w:start w:val="2"/>
+      <w:numFmt w:val="decimal"/>
+      <w:isLgl/>
+      <w:lvlText w:val="%1.%2."/>
       <w:lvlJc w:val="left"/>
       <w:pPr>
-        <w:ind w:left="880" w:hanging="440"/>
-      </w:pPr>
+        <w:ind w:left="360" w:hanging="360"/>
+      </w:pPr>
+      <w:rPr>
+        <w:rFonts w:hint="default"/>
+      </w:rPr>
     </w:lvl>
-    <w:lvl w:ilvl="2" w:tplc="0409001B" w:tentative="1">
-      <w:start w:val="1"/>
-      <w:numFmt w:val="lowerRoman"/>
-      <w:lvlText w:val="%3."/>
-      <w:lvlJc w:val="right"/>
-      <w:pPr>
-        <w:ind w:left="1320" w:hanging="440"/>
-      </w:pPr>
-    </w:lvl>
-    <w:lvl w:ilvl="3" w:tplc="0409000F" w:tentative="1">
+    <w:lvl w:ilvl="2">
       <w:start w:val="1"/>
       <w:numFmt w:val="decimal"/>
-      <w:lvlText w:val="%4."/>
+      <w:isLgl/>
+      <w:lvlText w:val="%1.%2.%3."/>
       <w:lvlJc w:val="left"/>
       <w:pPr>
-        <w:ind w:left="1760" w:hanging="440"/>
-      </w:pPr>
+        <w:ind w:left="720" w:hanging="720"/>
+      </w:pPr>
+      <w:rPr>
+        <w:rFonts w:hint="default"/>
+      </w:rPr>
     </w:lvl>
-    <w:lvl w:ilvl="4" w:tplc="04090019" w:tentative="1">
-      <w:start w:val="1"/>
-      <w:numFmt w:val="lowerLetter"/>
-      <w:lvlText w:val="%5)"/>
-      <w:lvlJc w:val="left"/>
-      <w:pPr>
-        <w:ind w:left="2200" w:hanging="440"/>
-      </w:pPr>
-    </w:lvl>
-    <w:lvl w:ilvl="5" w:tplc="0409001B" w:tentative="1">
-      <w:start w:val="1"/>
-      <w:numFmt w:val="lowerRoman"/>
-      <w:lvlText w:val="%6."/>
-      <w:lvlJc w:val="right"/>
-      <w:pPr>
-        <w:ind w:left="2640" w:hanging="440"/>
-      </w:pPr>
-    </w:lvl>
-    <w:lvl w:ilvl="6" w:tplc="0409000F" w:tentative="1">
+    <w:lvl w:ilvl="3">
       <w:start w:val="1"/>
       <w:numFmt w:val="decimal"/>
-      <w:lvlText w:val="%7."/>
+      <w:isLgl/>
+      <w:lvlText w:val="%1.%2.%3.%4."/>
       <w:lvlJc w:val="left"/>
       <w:pPr>
-        <w:ind w:left="3080" w:hanging="440"/>
-      </w:pPr>
+        <w:ind w:left="720" w:hanging="720"/>
+      </w:pPr>
+      <w:rPr>
+        <w:rFonts w:hint="default"/>
+      </w:rPr>
     </w:lvl>
-    <w:lvl w:ilvl="7" w:tplc="04090019" w:tentative="1">
+    <w:lvl w:ilvl="4">
       <w:start w:val="1"/>
-      <w:numFmt w:val="lowerLetter"/>
-      <w:lvlText w:val="%8)"/>
+      <w:numFmt w:val="decimal"/>
+      <w:isLgl/>
+      <w:lvlText w:val="%1.%2.%3.%4.%5."/>
       <w:lvlJc w:val="left"/>
       <w:pPr>
-        <w:ind w:left="3520" w:hanging="440"/>
-      </w:pPr>
+        <w:ind w:left="1080" w:hanging="1080"/>
+      </w:pPr>
+      <w:rPr>
+        <w:rFonts w:hint="default"/>
+      </w:rPr>
     </w:lvl>
-    <w:lvl w:ilvl="8" w:tplc="0409001B" w:tentative="1">
+    <w:lvl w:ilvl="5">
       <w:start w:val="1"/>
-      <w:numFmt w:val="lowerRoman"/>
-      <w:lvlText w:val="%9."/>
-      <w:lvlJc w:val="right"/>
-      <w:pPr>
-        <w:ind w:left="3960" w:hanging="440"/>
-      </w:pPr>
+      <w:numFmt w:val="decimal"/>
+      <w:isLgl/>
+      <w:lvlText w:val="%1.%2.%3.%4.%5.%6."/>
+      <w:lvlJc w:val="left"/>
+      <w:pPr>
+        <w:ind w:left="1080" w:hanging="1080"/>
+      </w:pPr>
+      <w:rPr>
+        <w:rFonts w:hint="default"/>
+      </w:rPr>
+    </w:lvl>
+    <w:lvl w:ilvl="6">
+      <w:start w:val="1"/>
+      <w:numFmt w:val="decimal"/>
+      <w:isLgl/>
+      <w:lvlText w:val="%1.%2.%3.%4.%5.%6.%7."/>
+      <w:lvlJc w:val="left"/>
+      <w:pPr>
+        <w:ind w:left="1440" w:hanging="1440"/>
+      </w:pPr>
+      <w:rPr>
+        <w:rFonts w:hint="default"/>
+      </w:rPr>
+    </w:lvl>
+    <w:lvl w:ilvl="7">
+      <w:start w:val="1"/>
+      <w:numFmt w:val="decimal"/>
+      <w:isLgl/>
+      <w:lvlText w:val="%1.%2.%3.%4.%5.%6.%7.%8."/>
+      <w:lvlJc w:val="left"/>
+      <w:pPr>
+        <w:ind w:left="1440" w:hanging="1440"/>
+      </w:pPr>
+      <w:rPr>
+        <w:rFonts w:hint="default"/>
+      </w:rPr>
+    </w:lvl>
+    <w:lvl w:ilvl="8">
+      <w:start w:val="1"/>
+      <w:numFmt w:val="decimal"/>
+      <w:isLgl/>
+      <w:lvlText w:val="%1.%2.%3.%4.%5.%6.%7.%8.%9."/>
+      <w:lvlJc w:val="left"/>
+      <w:pPr>
+        <w:ind w:left="1800" w:hanging="1800"/>
+      </w:pPr>
+      <w:rPr>
+        <w:rFonts w:hint="default"/>
+      </w:rPr>
     </w:lvl>
   </w:abstractNum>
   <w:num w:numId="1" w16cid:durableId="1177959271">
